--- a/Modulo-3/UF1276-Servidores-Multimedia/UT2-Instalacion-y-Configuracion/Actividad3-Instalacion-servicio-multimedia/Actividad3.docx
+++ b/Modulo-3/UF1276-Servidores-Multimedia/UT2-Instalacion-y-Configuracion/Actividad3-Instalacion-servicio-multimedia/Actividad3.docx
@@ -10,7 +10,6 @@
           <w:docPartUnique/>
         </w:docPartObj>
       </w:sdtPr>
-      <w:sdtEndPr/>
       <w:sdtContent>
         <w:p>
           <w:r>
@@ -259,7 +258,6 @@
                                     <w:dataBinding w:prefixMappings="xmlns:ns0='http://schemas.openxmlformats.org/package/2006/metadata/core-properties' xmlns:ns1='http://purl.org/dc/elements/1.1/'" w:xpath="/ns0:coreProperties[1]/ns1:creator[1]" w:storeItemID="{6C3C8BC8-F283-45AE-878A-BAB7291924A1}"/>
                                     <w:text/>
                                   </w:sdtPr>
-                                  <w:sdtEndPr/>
                                   <w:sdtContent>
                                     <w:p>
                                       <w:pPr>
@@ -300,7 +298,6 @@
                                     <w:dataBinding w:prefixMappings="xmlns:ns0='http://schemas.openxmlformats.org/officeDocument/2006/extended-properties'" w:xpath="/ns0:Properties[1]/ns0:Company[1]" w:storeItemID="{6668398D-A668-4E3E-A5EB-62B293D839F1}"/>
                                     <w:text/>
                                   </w:sdtPr>
-                                  <w:sdtEndPr/>
                                   <w:sdtContent>
                                     <w:p>
                                       <w:pPr>
@@ -346,7 +343,6 @@
                                       <w:calendar w:val="gregorian"/>
                                     </w:date>
                                   </w:sdtPr>
-                                  <w:sdtEndPr/>
                                   <w:sdtContent>
                                     <w:p>
                                       <w:pPr>
@@ -436,7 +432,6 @@
                               <w:dataBinding w:prefixMappings="xmlns:ns0='http://schemas.openxmlformats.org/package/2006/metadata/core-properties' xmlns:ns1='http://purl.org/dc/elements/1.1/'" w:xpath="/ns0:coreProperties[1]/ns1:creator[1]" w:storeItemID="{6C3C8BC8-F283-45AE-878A-BAB7291924A1}"/>
                               <w:text/>
                             </w:sdtPr>
-                            <w:sdtEndPr/>
                             <w:sdtContent>
                               <w:p>
                                 <w:pPr>
@@ -477,7 +472,6 @@
                               <w:dataBinding w:prefixMappings="xmlns:ns0='http://schemas.openxmlformats.org/officeDocument/2006/extended-properties'" w:xpath="/ns0:Properties[1]/ns0:Company[1]" w:storeItemID="{6668398D-A668-4E3E-A5EB-62B293D839F1}"/>
                               <w:text/>
                             </w:sdtPr>
-                            <w:sdtEndPr/>
                             <w:sdtContent>
                               <w:p>
                                 <w:pPr>
@@ -523,7 +517,6 @@
                                 <w:calendar w:val="gregorian"/>
                               </w:date>
                             </w:sdtPr>
-                            <w:sdtEndPr/>
                             <w:sdtContent>
                               <w:p>
                                 <w:pPr>
@@ -631,7 +624,6 @@
                                   <w:dataBinding w:prefixMappings="xmlns:ns0='http://schemas.openxmlformats.org/package/2006/metadata/core-properties' xmlns:ns1='http://purl.org/dc/elements/1.1/'" w:xpath="/ns0:coreProperties[1]/ns1:title[1]" w:storeItemID="{6C3C8BC8-F283-45AE-878A-BAB7291924A1}"/>
                                   <w:text/>
                                 </w:sdtPr>
-                                <w:sdtEndPr/>
                                 <w:sdtContent>
                                   <w:p>
                                     <w:pPr>
@@ -688,7 +680,6 @@
                             <w:dataBinding w:prefixMappings="xmlns:ns0='http://schemas.openxmlformats.org/package/2006/metadata/core-properties' xmlns:ns1='http://purl.org/dc/elements/1.1/'" w:xpath="/ns0:coreProperties[1]/ns1:title[1]" w:storeItemID="{6C3C8BC8-F283-45AE-878A-BAB7291924A1}"/>
                             <w:text/>
                           </w:sdtPr>
-                          <w:sdtEndPr/>
                           <w:sdtContent>
                             <w:p>
                               <w:pPr>
@@ -878,9 +869,13 @@
         <w:p>
           <w:pPr>
             <w:pStyle w:val="TDC2"/>
+            <w:spacing w:before="360" w:after="360"/>
             <w:rPr>
-              <w:rFonts w:eastAsiaTheme="minorEastAsia"/>
-              <w:sz w:val="22"/>
+              <w:rFonts w:ascii="Times New Roman" w:eastAsiaTheme="minorEastAsia" w:hAnsi="Times New Roman" w:cs="Times New Roman"/>
+              <w:b/>
+              <w:color w:val="auto"/>
+              <w:sz w:val="28"/>
+              <w:szCs w:val="28"/>
               <w:lang w:eastAsia="es-ES"/>
             </w:rPr>
           </w:pPr>
@@ -890,6 +885,7 @@
               <w:b/>
               <w:color w:val="262626" w:themeColor="text1" w:themeTint="D9"/>
               <w:sz w:val="28"/>
+              <w:szCs w:val="28"/>
             </w:rPr>
             <w:fldChar w:fldCharType="begin"/>
           </w:r>
@@ -899,6 +895,7 @@
               <w:b/>
               <w:color w:val="262626" w:themeColor="text1" w:themeTint="D9"/>
               <w:sz w:val="28"/>
+              <w:szCs w:val="28"/>
             </w:rPr>
             <w:instrText xml:space="preserve"> TOC \o "1-3" \h \z \u </w:instrText>
           </w:r>
@@ -908,54 +905,87 @@
               <w:b/>
               <w:color w:val="262626" w:themeColor="text1" w:themeTint="D9"/>
               <w:sz w:val="28"/>
+              <w:szCs w:val="28"/>
             </w:rPr>
             <w:fldChar w:fldCharType="separate"/>
           </w:r>
-          <w:hyperlink w:anchor="_Toc201783039" w:history="1">
+          <w:hyperlink w:anchor="_Toc201837779" w:history="1">
             <w:r>
               <w:rPr>
                 <w:rStyle w:val="Hipervnculo"/>
+                <w:rFonts w:ascii="Times New Roman" w:hAnsi="Times New Roman" w:cs="Times New Roman"/>
+                <w:b/>
+                <w:sz w:val="28"/>
+                <w:szCs w:val="28"/>
               </w:rPr>
               <w:t>Introducción Importante: Sobre Windows Media Services (WMS)</w:t>
             </w:r>
             <w:r>
               <w:rPr>
+                <w:rFonts w:ascii="Times New Roman" w:hAnsi="Times New Roman" w:cs="Times New Roman"/>
+                <w:b/>
                 <w:webHidden/>
+                <w:sz w:val="28"/>
+                <w:szCs w:val="28"/>
               </w:rPr>
               <w:tab/>
             </w:r>
             <w:r>
               <w:rPr>
+                <w:rFonts w:ascii="Times New Roman" w:hAnsi="Times New Roman" w:cs="Times New Roman"/>
+                <w:b/>
                 <w:webHidden/>
+                <w:sz w:val="28"/>
+                <w:szCs w:val="28"/>
               </w:rPr>
               <w:fldChar w:fldCharType="begin"/>
             </w:r>
             <w:r>
               <w:rPr>
+                <w:rFonts w:ascii="Times New Roman" w:hAnsi="Times New Roman" w:cs="Times New Roman"/>
+                <w:b/>
                 <w:webHidden/>
+                <w:sz w:val="28"/>
+                <w:szCs w:val="28"/>
               </w:rPr>
-              <w:instrText xml:space="preserve"> PAGEREF _Toc201783039 \h </w:instrText>
+              <w:instrText xml:space="preserve"> PAGEREF _Toc201837779 \h </w:instrText>
             </w:r>
             <w:r>
               <w:rPr>
+                <w:rFonts w:ascii="Times New Roman" w:hAnsi="Times New Roman" w:cs="Times New Roman"/>
+                <w:b/>
                 <w:webHidden/>
+                <w:sz w:val="28"/>
+                <w:szCs w:val="28"/>
               </w:rPr>
             </w:r>
             <w:r>
               <w:rPr>
+                <w:rFonts w:ascii="Times New Roman" w:hAnsi="Times New Roman" w:cs="Times New Roman"/>
+                <w:b/>
                 <w:webHidden/>
+                <w:sz w:val="28"/>
+                <w:szCs w:val="28"/>
               </w:rPr>
               <w:fldChar w:fldCharType="separate"/>
             </w:r>
             <w:r>
               <w:rPr>
+                <w:rFonts w:ascii="Times New Roman" w:hAnsi="Times New Roman" w:cs="Times New Roman"/>
+                <w:b/>
                 <w:webHidden/>
+                <w:sz w:val="28"/>
+                <w:szCs w:val="28"/>
               </w:rPr>
               <w:t>3</w:t>
             </w:r>
             <w:r>
               <w:rPr>
+                <w:rFonts w:ascii="Times New Roman" w:hAnsi="Times New Roman" w:cs="Times New Roman"/>
+                <w:b/>
                 <w:webHidden/>
+                <w:sz w:val="28"/>
+                <w:szCs w:val="28"/>
               </w:rPr>
               <w:fldChar w:fldCharType="end"/>
             </w:r>
@@ -967,66 +997,110 @@
             <w:tabs>
               <w:tab w:val="right" w:leader="dot" w:pos="8494"/>
             </w:tabs>
+            <w:spacing w:before="360" w:after="360"/>
             <w:rPr>
-              <w:rFonts w:eastAsiaTheme="minorEastAsia"/>
+              <w:rFonts w:ascii="Times New Roman" w:eastAsiaTheme="minorEastAsia" w:hAnsi="Times New Roman" w:cs="Times New Roman"/>
+              <w:b/>
+              <w:i/>
               <w:noProof/>
-              <w:sz w:val="22"/>
+              <w:sz w:val="28"/>
+              <w:szCs w:val="28"/>
               <w:lang w:eastAsia="es-ES"/>
             </w:rPr>
           </w:pPr>
-          <w:hyperlink w:anchor="_Toc201783040" w:history="1">
+          <w:hyperlink w:anchor="_Toc201837780" w:history="1">
             <w:r>
               <w:rPr>
                 <w:rStyle w:val="Hipervnculo"/>
+                <w:rFonts w:ascii="Times New Roman" w:hAnsi="Times New Roman" w:cs="Times New Roman"/>
+                <w:b/>
+                <w:i/>
                 <w:noProof/>
+                <w:sz w:val="28"/>
+                <w:szCs w:val="28"/>
               </w:rPr>
               <w:t>PREGUNTAS</w:t>
             </w:r>
             <w:r>
               <w:rPr>
+                <w:rFonts w:ascii="Times New Roman" w:hAnsi="Times New Roman" w:cs="Times New Roman"/>
+                <w:b/>
+                <w:i/>
                 <w:noProof/>
                 <w:webHidden/>
+                <w:sz w:val="28"/>
+                <w:szCs w:val="28"/>
               </w:rPr>
               <w:tab/>
             </w:r>
             <w:r>
               <w:rPr>
+                <w:rFonts w:ascii="Times New Roman" w:hAnsi="Times New Roman" w:cs="Times New Roman"/>
+                <w:b/>
+                <w:i/>
                 <w:noProof/>
                 <w:webHidden/>
+                <w:sz w:val="28"/>
+                <w:szCs w:val="28"/>
               </w:rPr>
               <w:fldChar w:fldCharType="begin"/>
             </w:r>
             <w:r>
               <w:rPr>
+                <w:rFonts w:ascii="Times New Roman" w:hAnsi="Times New Roman" w:cs="Times New Roman"/>
+                <w:b/>
+                <w:i/>
                 <w:noProof/>
                 <w:webHidden/>
+                <w:sz w:val="28"/>
+                <w:szCs w:val="28"/>
               </w:rPr>
-              <w:instrText xml:space="preserve"> PAGEREF _Toc201783040 \h </w:instrText>
+              <w:instrText xml:space="preserve"> PAGEREF _Toc201837780 \h </w:instrText>
             </w:r>
             <w:r>
               <w:rPr>
+                <w:rFonts w:ascii="Times New Roman" w:hAnsi="Times New Roman" w:cs="Times New Roman"/>
+                <w:b/>
+                <w:i/>
                 <w:noProof/>
                 <w:webHidden/>
+                <w:sz w:val="28"/>
+                <w:szCs w:val="28"/>
               </w:rPr>
             </w:r>
             <w:r>
               <w:rPr>
+                <w:rFonts w:ascii="Times New Roman" w:hAnsi="Times New Roman" w:cs="Times New Roman"/>
+                <w:b/>
+                <w:i/>
                 <w:noProof/>
                 <w:webHidden/>
+                <w:sz w:val="28"/>
+                <w:szCs w:val="28"/>
               </w:rPr>
               <w:fldChar w:fldCharType="separate"/>
             </w:r>
             <w:r>
               <w:rPr>
+                <w:rFonts w:ascii="Times New Roman" w:hAnsi="Times New Roman" w:cs="Times New Roman"/>
+                <w:b/>
+                <w:i/>
                 <w:noProof/>
                 <w:webHidden/>
+                <w:sz w:val="28"/>
+                <w:szCs w:val="28"/>
               </w:rPr>
               <w:t>3</w:t>
             </w:r>
             <w:r>
               <w:rPr>
+                <w:rFonts w:ascii="Times New Roman" w:hAnsi="Times New Roman" w:cs="Times New Roman"/>
+                <w:b/>
+                <w:i/>
                 <w:noProof/>
                 <w:webHidden/>
+                <w:sz w:val="28"/>
+                <w:szCs w:val="28"/>
               </w:rPr>
               <w:fldChar w:fldCharType="end"/>
             </w:r>
@@ -1035,57 +1109,93 @@
         <w:p>
           <w:pPr>
             <w:pStyle w:val="TDC2"/>
+            <w:spacing w:before="360" w:after="360"/>
             <w:rPr>
-              <w:rFonts w:eastAsiaTheme="minorEastAsia"/>
-              <w:sz w:val="22"/>
+              <w:rFonts w:ascii="Times New Roman" w:eastAsiaTheme="minorEastAsia" w:hAnsi="Times New Roman" w:cs="Times New Roman"/>
+              <w:b/>
+              <w:color w:val="auto"/>
+              <w:sz w:val="28"/>
+              <w:szCs w:val="28"/>
               <w:lang w:eastAsia="es-ES"/>
             </w:rPr>
           </w:pPr>
-          <w:hyperlink w:anchor="_Toc201783041" w:history="1">
+          <w:hyperlink w:anchor="_Toc201837781" w:history="1">
             <w:r>
               <w:rPr>
                 <w:rStyle w:val="Hipervnculo"/>
+                <w:rFonts w:ascii="Times New Roman" w:hAnsi="Times New Roman" w:cs="Times New Roman"/>
+                <w:b/>
+                <w:sz w:val="28"/>
+                <w:szCs w:val="28"/>
               </w:rPr>
               <w:t>Requerimientos Hardware y Software</w:t>
             </w:r>
             <w:r>
               <w:rPr>
+                <w:rFonts w:ascii="Times New Roman" w:hAnsi="Times New Roman" w:cs="Times New Roman"/>
+                <w:b/>
                 <w:webHidden/>
+                <w:sz w:val="28"/>
+                <w:szCs w:val="28"/>
               </w:rPr>
               <w:tab/>
             </w:r>
             <w:r>
               <w:rPr>
+                <w:rFonts w:ascii="Times New Roman" w:hAnsi="Times New Roman" w:cs="Times New Roman"/>
+                <w:b/>
                 <w:webHidden/>
+                <w:sz w:val="28"/>
+                <w:szCs w:val="28"/>
               </w:rPr>
               <w:fldChar w:fldCharType="begin"/>
             </w:r>
             <w:r>
               <w:rPr>
+                <w:rFonts w:ascii="Times New Roman" w:hAnsi="Times New Roman" w:cs="Times New Roman"/>
+                <w:b/>
                 <w:webHidden/>
+                <w:sz w:val="28"/>
+                <w:szCs w:val="28"/>
               </w:rPr>
-              <w:instrText xml:space="preserve"> PAGEREF _Toc201783041 \h </w:instrText>
+              <w:instrText xml:space="preserve"> PAGEREF _Toc201837781 \h </w:instrText>
             </w:r>
             <w:r>
               <w:rPr>
+                <w:rFonts w:ascii="Times New Roman" w:hAnsi="Times New Roman" w:cs="Times New Roman"/>
+                <w:b/>
                 <w:webHidden/>
+                <w:sz w:val="28"/>
+                <w:szCs w:val="28"/>
               </w:rPr>
             </w:r>
             <w:r>
               <w:rPr>
+                <w:rFonts w:ascii="Times New Roman" w:hAnsi="Times New Roman" w:cs="Times New Roman"/>
+                <w:b/>
                 <w:webHidden/>
+                <w:sz w:val="28"/>
+                <w:szCs w:val="28"/>
               </w:rPr>
               <w:fldChar w:fldCharType="separate"/>
             </w:r>
             <w:r>
               <w:rPr>
+                <w:rFonts w:ascii="Times New Roman" w:hAnsi="Times New Roman" w:cs="Times New Roman"/>
+                <w:b/>
                 <w:webHidden/>
+                <w:sz w:val="28"/>
+                <w:szCs w:val="28"/>
               </w:rPr>
               <w:t>3</w:t>
             </w:r>
             <w:r>
               <w:rPr>
+                <w:rFonts w:ascii="Times New Roman" w:hAnsi="Times New Roman" w:cs="Times New Roman"/>
+                <w:b/>
                 <w:webHidden/>
+                <w:sz w:val="28"/>
+                <w:szCs w:val="28"/>
               </w:rPr>
               <w:fldChar w:fldCharType="end"/>
             </w:r>
@@ -1094,57 +1204,93 @@
         <w:p>
           <w:pPr>
             <w:pStyle w:val="TDC2"/>
+            <w:spacing w:before="360" w:after="360"/>
             <w:rPr>
-              <w:rFonts w:eastAsiaTheme="minorEastAsia"/>
-              <w:sz w:val="22"/>
+              <w:rFonts w:ascii="Times New Roman" w:eastAsiaTheme="minorEastAsia" w:hAnsi="Times New Roman" w:cs="Times New Roman"/>
+              <w:b/>
+              <w:color w:val="auto"/>
+              <w:sz w:val="28"/>
+              <w:szCs w:val="28"/>
               <w:lang w:eastAsia="es-ES"/>
             </w:rPr>
           </w:pPr>
-          <w:hyperlink w:anchor="_Toc201783042" w:history="1">
+          <w:hyperlink w:anchor="_Toc201837782" w:history="1">
             <w:r>
               <w:rPr>
                 <w:rStyle w:val="Hipervnculo"/>
+                <w:rFonts w:ascii="Times New Roman" w:hAnsi="Times New Roman" w:cs="Times New Roman"/>
+                <w:b/>
+                <w:sz w:val="28"/>
+                <w:szCs w:val="28"/>
               </w:rPr>
               <w:t>Proceso de Instalación y Configuración</w:t>
             </w:r>
             <w:r>
               <w:rPr>
+                <w:rFonts w:ascii="Times New Roman" w:hAnsi="Times New Roman" w:cs="Times New Roman"/>
+                <w:b/>
                 <w:webHidden/>
+                <w:sz w:val="28"/>
+                <w:szCs w:val="28"/>
               </w:rPr>
               <w:tab/>
             </w:r>
             <w:r>
               <w:rPr>
+                <w:rFonts w:ascii="Times New Roman" w:hAnsi="Times New Roman" w:cs="Times New Roman"/>
+                <w:b/>
                 <w:webHidden/>
+                <w:sz w:val="28"/>
+                <w:szCs w:val="28"/>
               </w:rPr>
               <w:fldChar w:fldCharType="begin"/>
             </w:r>
             <w:r>
               <w:rPr>
+                <w:rFonts w:ascii="Times New Roman" w:hAnsi="Times New Roman" w:cs="Times New Roman"/>
+                <w:b/>
                 <w:webHidden/>
+                <w:sz w:val="28"/>
+                <w:szCs w:val="28"/>
               </w:rPr>
-              <w:instrText xml:space="preserve"> PAGEREF _Toc201783042 \h </w:instrText>
+              <w:instrText xml:space="preserve"> PAGEREF _Toc201837782 \h </w:instrText>
             </w:r>
             <w:r>
               <w:rPr>
+                <w:rFonts w:ascii="Times New Roman" w:hAnsi="Times New Roman" w:cs="Times New Roman"/>
+                <w:b/>
                 <w:webHidden/>
+                <w:sz w:val="28"/>
+                <w:szCs w:val="28"/>
               </w:rPr>
             </w:r>
             <w:r>
               <w:rPr>
+                <w:rFonts w:ascii="Times New Roman" w:hAnsi="Times New Roman" w:cs="Times New Roman"/>
+                <w:b/>
                 <w:webHidden/>
+                <w:sz w:val="28"/>
+                <w:szCs w:val="28"/>
               </w:rPr>
               <w:fldChar w:fldCharType="separate"/>
             </w:r>
             <w:r>
               <w:rPr>
+                <w:rFonts w:ascii="Times New Roman" w:hAnsi="Times New Roman" w:cs="Times New Roman"/>
+                <w:b/>
                 <w:webHidden/>
+                <w:sz w:val="28"/>
+                <w:szCs w:val="28"/>
               </w:rPr>
               <w:t>4</w:t>
             </w:r>
             <w:r>
               <w:rPr>
+                <w:rFonts w:ascii="Times New Roman" w:hAnsi="Times New Roman" w:cs="Times New Roman"/>
+                <w:b/>
                 <w:webHidden/>
+                <w:sz w:val="28"/>
+                <w:szCs w:val="28"/>
               </w:rPr>
               <w:fldChar w:fldCharType="end"/>
             </w:r>
@@ -1153,57 +1299,93 @@
         <w:p>
           <w:pPr>
             <w:pStyle w:val="TDC2"/>
+            <w:spacing w:before="360" w:after="360"/>
             <w:rPr>
-              <w:rFonts w:eastAsiaTheme="minorEastAsia"/>
-              <w:sz w:val="22"/>
+              <w:rFonts w:ascii="Times New Roman" w:eastAsiaTheme="minorEastAsia" w:hAnsi="Times New Roman" w:cs="Times New Roman"/>
+              <w:b/>
+              <w:color w:val="auto"/>
+              <w:sz w:val="28"/>
+              <w:szCs w:val="28"/>
               <w:lang w:eastAsia="es-ES"/>
             </w:rPr>
           </w:pPr>
-          <w:hyperlink w:anchor="_Toc201783043" w:history="1">
+          <w:hyperlink w:anchor="_Toc201837783" w:history="1">
             <w:r>
               <w:rPr>
                 <w:rStyle w:val="Hipervnculo"/>
+                <w:rFonts w:ascii="Times New Roman" w:hAnsi="Times New Roman" w:cs="Times New Roman"/>
+                <w:b/>
+                <w:sz w:val="28"/>
+                <w:szCs w:val="28"/>
               </w:rPr>
               <w:t>Recursos de Almacenamiento</w:t>
             </w:r>
             <w:r>
               <w:rPr>
+                <w:rFonts w:ascii="Times New Roman" w:hAnsi="Times New Roman" w:cs="Times New Roman"/>
+                <w:b/>
                 <w:webHidden/>
+                <w:sz w:val="28"/>
+                <w:szCs w:val="28"/>
               </w:rPr>
               <w:tab/>
             </w:r>
             <w:r>
               <w:rPr>
+                <w:rFonts w:ascii="Times New Roman" w:hAnsi="Times New Roman" w:cs="Times New Roman"/>
+                <w:b/>
                 <w:webHidden/>
+                <w:sz w:val="28"/>
+                <w:szCs w:val="28"/>
               </w:rPr>
               <w:fldChar w:fldCharType="begin"/>
             </w:r>
             <w:r>
               <w:rPr>
+                <w:rFonts w:ascii="Times New Roman" w:hAnsi="Times New Roman" w:cs="Times New Roman"/>
+                <w:b/>
                 <w:webHidden/>
+                <w:sz w:val="28"/>
+                <w:szCs w:val="28"/>
               </w:rPr>
-              <w:instrText xml:space="preserve"> PAGEREF _Toc201783043 \h </w:instrText>
+              <w:instrText xml:space="preserve"> PAGEREF _Toc201837783 \h </w:instrText>
             </w:r>
             <w:r>
               <w:rPr>
+                <w:rFonts w:ascii="Times New Roman" w:hAnsi="Times New Roman" w:cs="Times New Roman"/>
+                <w:b/>
                 <w:webHidden/>
+                <w:sz w:val="28"/>
+                <w:szCs w:val="28"/>
               </w:rPr>
             </w:r>
             <w:r>
               <w:rPr>
+                <w:rFonts w:ascii="Times New Roman" w:hAnsi="Times New Roman" w:cs="Times New Roman"/>
+                <w:b/>
                 <w:webHidden/>
+                <w:sz w:val="28"/>
+                <w:szCs w:val="28"/>
               </w:rPr>
               <w:fldChar w:fldCharType="separate"/>
             </w:r>
             <w:r>
               <w:rPr>
+                <w:rFonts w:ascii="Times New Roman" w:hAnsi="Times New Roman" w:cs="Times New Roman"/>
+                <w:b/>
                 <w:webHidden/>
+                <w:sz w:val="28"/>
+                <w:szCs w:val="28"/>
               </w:rPr>
               <w:t>7</w:t>
             </w:r>
             <w:r>
               <w:rPr>
+                <w:rFonts w:ascii="Times New Roman" w:hAnsi="Times New Roman" w:cs="Times New Roman"/>
+                <w:b/>
                 <w:webHidden/>
+                <w:sz w:val="28"/>
+                <w:szCs w:val="28"/>
               </w:rPr>
               <w:fldChar w:fldCharType="end"/>
             </w:r>
@@ -1212,57 +1394,93 @@
         <w:p>
           <w:pPr>
             <w:pStyle w:val="TDC2"/>
+            <w:spacing w:before="360" w:after="360"/>
             <w:rPr>
-              <w:rFonts w:eastAsiaTheme="minorEastAsia"/>
-              <w:sz w:val="22"/>
+              <w:rFonts w:ascii="Times New Roman" w:eastAsiaTheme="minorEastAsia" w:hAnsi="Times New Roman" w:cs="Times New Roman"/>
+              <w:b/>
+              <w:color w:val="auto"/>
+              <w:sz w:val="28"/>
+              <w:szCs w:val="28"/>
               <w:lang w:eastAsia="es-ES"/>
             </w:rPr>
           </w:pPr>
-          <w:hyperlink w:anchor="_Toc201783044" w:history="1">
+          <w:hyperlink w:anchor="_Toc201837784" w:history="1">
             <w:r>
               <w:rPr>
                 <w:rStyle w:val="Hipervnculo"/>
+                <w:rFonts w:ascii="Times New Roman" w:hAnsi="Times New Roman" w:cs="Times New Roman"/>
+                <w:b/>
+                <w:sz w:val="28"/>
+                <w:szCs w:val="28"/>
               </w:rPr>
               <w:t>Software para la Gestión de Usuarios</w:t>
             </w:r>
             <w:r>
               <w:rPr>
+                <w:rFonts w:ascii="Times New Roman" w:hAnsi="Times New Roman" w:cs="Times New Roman"/>
+                <w:b/>
                 <w:webHidden/>
+                <w:sz w:val="28"/>
+                <w:szCs w:val="28"/>
               </w:rPr>
               <w:tab/>
             </w:r>
             <w:r>
               <w:rPr>
+                <w:rFonts w:ascii="Times New Roman" w:hAnsi="Times New Roman" w:cs="Times New Roman"/>
+                <w:b/>
                 <w:webHidden/>
+                <w:sz w:val="28"/>
+                <w:szCs w:val="28"/>
               </w:rPr>
               <w:fldChar w:fldCharType="begin"/>
             </w:r>
             <w:r>
               <w:rPr>
+                <w:rFonts w:ascii="Times New Roman" w:hAnsi="Times New Roman" w:cs="Times New Roman"/>
+                <w:b/>
                 <w:webHidden/>
+                <w:sz w:val="28"/>
+                <w:szCs w:val="28"/>
               </w:rPr>
-              <w:instrText xml:space="preserve"> PAGEREF _Toc201783044 \h </w:instrText>
+              <w:instrText xml:space="preserve"> PAGEREF _Toc201837784 \h </w:instrText>
             </w:r>
             <w:r>
               <w:rPr>
+                <w:rFonts w:ascii="Times New Roman" w:hAnsi="Times New Roman" w:cs="Times New Roman"/>
+                <w:b/>
                 <w:webHidden/>
+                <w:sz w:val="28"/>
+                <w:szCs w:val="28"/>
               </w:rPr>
             </w:r>
             <w:r>
               <w:rPr>
+                <w:rFonts w:ascii="Times New Roman" w:hAnsi="Times New Roman" w:cs="Times New Roman"/>
+                <w:b/>
                 <w:webHidden/>
+                <w:sz w:val="28"/>
+                <w:szCs w:val="28"/>
               </w:rPr>
               <w:fldChar w:fldCharType="separate"/>
             </w:r>
             <w:r>
               <w:rPr>
+                <w:rFonts w:ascii="Times New Roman" w:hAnsi="Times New Roman" w:cs="Times New Roman"/>
+                <w:b/>
                 <w:webHidden/>
+                <w:sz w:val="28"/>
+                <w:szCs w:val="28"/>
               </w:rPr>
               <w:t>7</w:t>
             </w:r>
             <w:r>
               <w:rPr>
+                <w:rFonts w:ascii="Times New Roman" w:hAnsi="Times New Roman" w:cs="Times New Roman"/>
+                <w:b/>
                 <w:webHidden/>
+                <w:sz w:val="28"/>
+                <w:szCs w:val="28"/>
               </w:rPr>
               <w:fldChar w:fldCharType="end"/>
             </w:r>
@@ -1271,58 +1489,103 @@
         <w:p>
           <w:pPr>
             <w:pStyle w:val="TDC2"/>
+            <w:spacing w:before="360" w:after="360"/>
             <w:rPr>
-              <w:rFonts w:eastAsiaTheme="minorEastAsia"/>
-              <w:sz w:val="22"/>
+              <w:rFonts w:ascii="Times New Roman" w:eastAsiaTheme="minorEastAsia" w:hAnsi="Times New Roman" w:cs="Times New Roman"/>
+              <w:b/>
+              <w:color w:val="auto"/>
+              <w:sz w:val="28"/>
+              <w:szCs w:val="28"/>
               <w:lang w:eastAsia="es-ES"/>
             </w:rPr>
           </w:pPr>
-          <w:hyperlink w:anchor="_Toc201783045" w:history="1">
+          <w:hyperlink w:anchor="_Toc201837785" w:history="1">
             <w:r>
               <w:rPr>
                 <w:rStyle w:val="Hipervnculo"/>
-                <w:color w:val="000000" w:themeColor="text1"/>
+                <w:rFonts w:ascii="Times New Roman" w:hAnsi="Times New Roman" w:cs="Times New Roman"/>
+                <w:b/>
+                <w:sz w:val="28"/>
+                <w:szCs w:val="28"/>
               </w:rPr>
-              <w:t>Configurar IIS para Servir Contenido Multimedia (Crear un Sitio Web)</w:t>
+              <w:t>Configurar IIS para Servir Contenid</w:t>
             </w:r>
             <w:r>
               <w:rPr>
+                <w:rStyle w:val="Hipervnculo"/>
+                <w:rFonts w:ascii="Times New Roman" w:hAnsi="Times New Roman" w:cs="Times New Roman"/>
+                <w:b/>
+                <w:sz w:val="28"/>
+                <w:szCs w:val="28"/>
+              </w:rPr>
+              <w:t>o Multimedia</w:t>
+            </w:r>
+            <w:r>
+              <w:rPr>
+                <w:rFonts w:ascii="Times New Roman" w:hAnsi="Times New Roman" w:cs="Times New Roman"/>
+                <w:b/>
                 <w:webHidden/>
+                <w:sz w:val="28"/>
+                <w:szCs w:val="28"/>
               </w:rPr>
               <w:tab/>
             </w:r>
             <w:r>
               <w:rPr>
+                <w:rFonts w:ascii="Times New Roman" w:hAnsi="Times New Roman" w:cs="Times New Roman"/>
+                <w:b/>
                 <w:webHidden/>
+                <w:sz w:val="28"/>
+                <w:szCs w:val="28"/>
               </w:rPr>
               <w:fldChar w:fldCharType="begin"/>
             </w:r>
             <w:r>
               <w:rPr>
+                <w:rFonts w:ascii="Times New Roman" w:hAnsi="Times New Roman" w:cs="Times New Roman"/>
+                <w:b/>
                 <w:webHidden/>
+                <w:sz w:val="28"/>
+                <w:szCs w:val="28"/>
               </w:rPr>
-              <w:instrText xml:space="preserve"> PAGEREF _Toc201783045 \h </w:instrText>
+              <w:instrText xml:space="preserve"> PAGEREF _Toc201837785 \h </w:instrText>
             </w:r>
             <w:r>
               <w:rPr>
+                <w:rFonts w:ascii="Times New Roman" w:hAnsi="Times New Roman" w:cs="Times New Roman"/>
+                <w:b/>
                 <w:webHidden/>
+                <w:sz w:val="28"/>
+                <w:szCs w:val="28"/>
               </w:rPr>
             </w:r>
             <w:r>
               <w:rPr>
+                <w:rFonts w:ascii="Times New Roman" w:hAnsi="Times New Roman" w:cs="Times New Roman"/>
+                <w:b/>
                 <w:webHidden/>
+                <w:sz w:val="28"/>
+                <w:szCs w:val="28"/>
               </w:rPr>
               <w:fldChar w:fldCharType="separate"/>
             </w:r>
             <w:r>
               <w:rPr>
+                <w:rFonts w:ascii="Times New Roman" w:hAnsi="Times New Roman" w:cs="Times New Roman"/>
+                <w:b/>
                 <w:webHidden/>
+                <w:sz w:val="28"/>
+                <w:szCs w:val="28"/>
               </w:rPr>
               <w:t>9</w:t>
             </w:r>
             <w:r>
               <w:rPr>
+                <w:rFonts w:ascii="Times New Roman" w:hAnsi="Times New Roman" w:cs="Times New Roman"/>
+                <w:b/>
                 <w:webHidden/>
+                <w:sz w:val="28"/>
+                <w:szCs w:val="28"/>
               </w:rPr>
               <w:fldChar w:fldCharType="end"/>
             </w:r>
@@ -1331,57 +1594,188 @@
         <w:p>
           <w:pPr>
             <w:pStyle w:val="TDC2"/>
+            <w:spacing w:before="360" w:after="360"/>
             <w:rPr>
-              <w:rFonts w:eastAsiaTheme="minorEastAsia"/>
-              <w:sz w:val="22"/>
+              <w:rFonts w:ascii="Times New Roman" w:eastAsiaTheme="minorEastAsia" w:hAnsi="Times New Roman" w:cs="Times New Roman"/>
+              <w:b/>
+              <w:color w:val="auto"/>
+              <w:sz w:val="28"/>
+              <w:szCs w:val="28"/>
               <w:lang w:eastAsia="es-ES"/>
             </w:rPr>
           </w:pPr>
-          <w:hyperlink w:anchor="_Toc201783046" w:history="1">
+          <w:hyperlink w:anchor="_Toc201837786" w:history="1">
             <w:r>
               <w:rPr>
                 <w:rStyle w:val="Hipervnculo"/>
+                <w:rFonts w:ascii="Times New Roman" w:hAnsi="Times New Roman" w:cs="Times New Roman"/>
+                <w:b/>
+                <w:sz w:val="28"/>
+                <w:szCs w:val="28"/>
+              </w:rPr>
+              <w:t>Solución al Error HTTP 403.14</w:t>
+            </w:r>
+            <w:r>
+              <w:rPr>
+                <w:rFonts w:ascii="Times New Roman" w:hAnsi="Times New Roman" w:cs="Times New Roman"/>
+                <w:b/>
+                <w:webHidden/>
+                <w:sz w:val="28"/>
+                <w:szCs w:val="28"/>
+              </w:rPr>
+              <w:tab/>
+            </w:r>
+            <w:r>
+              <w:rPr>
+                <w:rFonts w:ascii="Times New Roman" w:hAnsi="Times New Roman" w:cs="Times New Roman"/>
+                <w:b/>
+                <w:webHidden/>
+                <w:sz w:val="28"/>
+                <w:szCs w:val="28"/>
+              </w:rPr>
+              <w:fldChar w:fldCharType="begin"/>
+            </w:r>
+            <w:r>
+              <w:rPr>
+                <w:rFonts w:ascii="Times New Roman" w:hAnsi="Times New Roman" w:cs="Times New Roman"/>
+                <w:b/>
+                <w:webHidden/>
+                <w:sz w:val="28"/>
+                <w:szCs w:val="28"/>
+              </w:rPr>
+              <w:instrText xml:space="preserve"> PAGEREF _Toc201837786 \h </w:instrText>
+            </w:r>
+            <w:r>
+              <w:rPr>
+                <w:rFonts w:ascii="Times New Roman" w:hAnsi="Times New Roman" w:cs="Times New Roman"/>
+                <w:b/>
+                <w:webHidden/>
+                <w:sz w:val="28"/>
+                <w:szCs w:val="28"/>
+              </w:rPr>
+            </w:r>
+            <w:r>
+              <w:rPr>
+                <w:rFonts w:ascii="Times New Roman" w:hAnsi="Times New Roman" w:cs="Times New Roman"/>
+                <w:b/>
+                <w:webHidden/>
+                <w:sz w:val="28"/>
+                <w:szCs w:val="28"/>
+              </w:rPr>
+              <w:fldChar w:fldCharType="separate"/>
+            </w:r>
+            <w:r>
+              <w:rPr>
+                <w:rFonts w:ascii="Times New Roman" w:hAnsi="Times New Roman" w:cs="Times New Roman"/>
+                <w:b/>
+                <w:webHidden/>
+                <w:sz w:val="28"/>
+                <w:szCs w:val="28"/>
+              </w:rPr>
+              <w:t>12</w:t>
+            </w:r>
+            <w:r>
+              <w:rPr>
+                <w:rFonts w:ascii="Times New Roman" w:hAnsi="Times New Roman" w:cs="Times New Roman"/>
+                <w:b/>
+                <w:webHidden/>
+                <w:sz w:val="28"/>
+                <w:szCs w:val="28"/>
+              </w:rPr>
+              <w:fldChar w:fldCharType="end"/>
+            </w:r>
+          </w:hyperlink>
+        </w:p>
+        <w:p>
+          <w:pPr>
+            <w:pStyle w:val="TDC2"/>
+            <w:spacing w:before="360" w:after="360"/>
+            <w:rPr>
+              <w:rFonts w:ascii="Times New Roman" w:eastAsiaTheme="minorEastAsia" w:hAnsi="Times New Roman" w:cs="Times New Roman"/>
+              <w:b/>
+              <w:color w:val="auto"/>
+              <w:sz w:val="28"/>
+              <w:szCs w:val="28"/>
+              <w:lang w:eastAsia="es-ES"/>
+            </w:rPr>
+          </w:pPr>
+          <w:hyperlink w:anchor="_Toc201837787" w:history="1">
+            <w:r>
+              <w:rPr>
+                <w:rStyle w:val="Hipervnculo"/>
+                <w:rFonts w:ascii="Times New Roman" w:hAnsi="Times New Roman" w:cs="Times New Roman"/>
+                <w:b/>
+                <w:sz w:val="28"/>
+                <w:szCs w:val="28"/>
               </w:rPr>
               <w:t>Fallos del Servidor</w:t>
             </w:r>
             <w:r>
               <w:rPr>
+                <w:rFonts w:ascii="Times New Roman" w:hAnsi="Times New Roman" w:cs="Times New Roman"/>
+                <w:b/>
                 <w:webHidden/>
+                <w:sz w:val="28"/>
+                <w:szCs w:val="28"/>
               </w:rPr>
               <w:tab/>
             </w:r>
             <w:r>
               <w:rPr>
+                <w:rFonts w:ascii="Times New Roman" w:hAnsi="Times New Roman" w:cs="Times New Roman"/>
+                <w:b/>
                 <w:webHidden/>
+                <w:sz w:val="28"/>
+                <w:szCs w:val="28"/>
               </w:rPr>
               <w:fldChar w:fldCharType="begin"/>
             </w:r>
             <w:r>
               <w:rPr>
+                <w:rFonts w:ascii="Times New Roman" w:hAnsi="Times New Roman" w:cs="Times New Roman"/>
+                <w:b/>
                 <w:webHidden/>
+                <w:sz w:val="28"/>
+                <w:szCs w:val="28"/>
               </w:rPr>
-              <w:instrText xml:space="preserve"> PAGEREF _Toc201783046 \h </w:instrText>
+              <w:instrText xml:space="preserve"> PAGEREF _Toc201837787 \h </w:instrText>
             </w:r>
             <w:r>
               <w:rPr>
+                <w:rFonts w:ascii="Times New Roman" w:hAnsi="Times New Roman" w:cs="Times New Roman"/>
+                <w:b/>
                 <w:webHidden/>
+                <w:sz w:val="28"/>
+                <w:szCs w:val="28"/>
               </w:rPr>
             </w:r>
             <w:r>
               <w:rPr>
+                <w:rFonts w:ascii="Times New Roman" w:hAnsi="Times New Roman" w:cs="Times New Roman"/>
+                <w:b/>
                 <w:webHidden/>
+                <w:sz w:val="28"/>
+                <w:szCs w:val="28"/>
               </w:rPr>
               <w:fldChar w:fldCharType="separate"/>
             </w:r>
             <w:r>
               <w:rPr>
+                <w:rFonts w:ascii="Times New Roman" w:hAnsi="Times New Roman" w:cs="Times New Roman"/>
+                <w:b/>
                 <w:webHidden/>
+                <w:sz w:val="28"/>
+                <w:szCs w:val="28"/>
               </w:rPr>
-              <w:t>11</w:t>
+              <w:t>14</w:t>
             </w:r>
             <w:r>
               <w:rPr>
+                <w:rFonts w:ascii="Times New Roman" w:hAnsi="Times New Roman" w:cs="Times New Roman"/>
+                <w:b/>
                 <w:webHidden/>
+                <w:sz w:val="28"/>
+                <w:szCs w:val="28"/>
               </w:rPr>
               <w:fldChar w:fldCharType="end"/>
             </w:r>
@@ -1399,6 +1793,7 @@
               <w:i/>
               <w:color w:val="262626" w:themeColor="text1" w:themeTint="D9"/>
               <w:sz w:val="28"/>
+              <w:szCs w:val="28"/>
             </w:rPr>
             <w:fldChar w:fldCharType="end"/>
           </w:r>
@@ -1443,7 +1838,7 @@
           <w:sz w:val="28"/>
         </w:rPr>
       </w:pPr>
-      <w:bookmarkStart w:id="1" w:name="_Toc201783039"/>
+      <w:bookmarkStart w:id="1" w:name="_Toc201837779"/>
       <w:r>
         <w:rPr>
           <w:color w:val="262626" w:themeColor="text1" w:themeTint="D9"/>
@@ -1575,7 +1970,7 @@
         <w:pStyle w:val="Ttulo1"/>
         <w:spacing w:line="240" w:lineRule="auto"/>
       </w:pPr>
-      <w:bookmarkStart w:id="2" w:name="_Toc201783040"/>
+      <w:bookmarkStart w:id="2" w:name="_Toc201837780"/>
       <w:r>
         <w:t>PREGUNTAS</w:t>
       </w:r>
@@ -1591,7 +1986,7 @@
           <w:sz w:val="36"/>
         </w:rPr>
       </w:pPr>
-      <w:bookmarkStart w:id="3" w:name="_Toc201783041"/>
+      <w:bookmarkStart w:id="3" w:name="_Toc201837781"/>
       <w:r>
         <w:rPr>
           <w:i/>
@@ -2166,7 +2561,7 @@
           <w:sz w:val="36"/>
         </w:rPr>
       </w:pPr>
-      <w:bookmarkStart w:id="4" w:name="_Toc201783042"/>
+      <w:bookmarkStart w:id="4" w:name="_Toc201837782"/>
       <w:r>
         <w:rPr>
           <w:i/>
@@ -2229,7 +2624,7 @@
           <w:lang w:eastAsia="es-ES"/>
         </w:rPr>
         <w:drawing>
-          <wp:inline distT="0" distB="0" distL="0" distR="0" wp14:anchorId="41951014" wp14:editId="0E9695B4">
+          <wp:inline distT="0" distB="0" distL="0" distR="0" wp14:anchorId="550C4470" wp14:editId="52AA52DB">
             <wp:extent cx="2657441" cy="1724025"/>
             <wp:effectExtent l="0" t="0" r="0" b="0"/>
             <wp:docPr id="1" name="Imagen 1"/>
@@ -2314,7 +2709,7 @@
           <w:lang w:eastAsia="es-ES"/>
         </w:rPr>
         <w:drawing>
-          <wp:inline distT="0" distB="0" distL="0" distR="0" wp14:anchorId="41F9C3FA" wp14:editId="25E02065">
+          <wp:inline distT="0" distB="0" distL="0" distR="0" wp14:anchorId="6B39710D" wp14:editId="15B2E33B">
             <wp:extent cx="2886165" cy="2047875"/>
             <wp:effectExtent l="0" t="0" r="9525" b="0"/>
             <wp:docPr id="3" name="Imagen 3"/>
@@ -2394,7 +2789,7 @@
           <w:lang w:eastAsia="es-ES"/>
         </w:rPr>
         <w:drawing>
-          <wp:inline distT="0" distB="0" distL="0" distR="0" wp14:anchorId="22477C9D" wp14:editId="2B84562C">
+          <wp:inline distT="0" distB="0" distL="0" distR="0" wp14:anchorId="0AC40A4E" wp14:editId="1DCC0AD6">
             <wp:extent cx="3163982" cy="2266950"/>
             <wp:effectExtent l="0" t="0" r="0" b="0"/>
             <wp:docPr id="4" name="Imagen 4"/>
@@ -2470,7 +2865,7 @@
           <w:lang w:eastAsia="es-ES"/>
         </w:rPr>
         <w:drawing>
-          <wp:inline distT="0" distB="0" distL="0" distR="0" wp14:anchorId="0EEAA63C" wp14:editId="5AF813E0">
+          <wp:inline distT="0" distB="0" distL="0" distR="0" wp14:anchorId="37C86592" wp14:editId="1DED63DD">
             <wp:extent cx="3324225" cy="2425933"/>
             <wp:effectExtent l="0" t="0" r="0" b="0"/>
             <wp:docPr id="5" name="Imagen 5"/>
@@ -2555,7 +2950,7 @@
           <w:lang w:eastAsia="es-ES"/>
         </w:rPr>
         <w:drawing>
-          <wp:inline distT="0" distB="0" distL="0" distR="0" wp14:anchorId="7A1F6E89" wp14:editId="22E068C5">
+          <wp:inline distT="0" distB="0" distL="0" distR="0" wp14:anchorId="371CD640" wp14:editId="68541B3B">
             <wp:extent cx="2686050" cy="1908094"/>
             <wp:effectExtent l="0" t="0" r="0" b="0"/>
             <wp:docPr id="6" name="Imagen 6"/>
@@ -2824,7 +3219,7 @@
           <w:lang w:eastAsia="es-ES"/>
         </w:rPr>
         <w:drawing>
-          <wp:inline distT="0" distB="0" distL="0" distR="0" wp14:anchorId="16200FBB" wp14:editId="67083B51">
+          <wp:inline distT="0" distB="0" distL="0" distR="0" wp14:anchorId="7DA5994C" wp14:editId="54F6E3E8">
             <wp:extent cx="3062902" cy="1666875"/>
             <wp:effectExtent l="0" t="0" r="4445" b="0"/>
             <wp:docPr id="7" name="Imagen 7"/>
@@ -2907,7 +3302,7 @@
           <w:sz w:val="36"/>
         </w:rPr>
       </w:pPr>
-      <w:bookmarkStart w:id="5" w:name="_Toc201783043"/>
+      <w:bookmarkStart w:id="5" w:name="_Toc201837783"/>
       <w:r>
         <w:rPr>
           <w:i/>
@@ -3271,7 +3666,7 @@
           <w:sz w:val="36"/>
         </w:rPr>
       </w:pPr>
-      <w:bookmarkStart w:id="6" w:name="_Toc201783044"/>
+      <w:bookmarkStart w:id="6" w:name="_Toc201837784"/>
       <w:r>
         <w:rPr>
           <w:i/>
@@ -3296,14 +3691,7 @@
           <w:b/>
           <w:i/>
         </w:rPr>
-        <w:t>Utiliz</w:t>
-      </w:r>
-      <w:r>
-        <w:rPr>
-          <w:b/>
-          <w:i/>
-        </w:rPr>
-        <w:t>ando IIS en Windows Server 2022</w:t>
+        <w:t>Utilizando IIS en Windows Server 2022</w:t>
       </w:r>
       <w:r>
         <w:rPr>
@@ -3333,16 +3721,7 @@
     </w:p>
     <w:p>
       <w:r>
-        <w:t>En un entorno con IIS y Windows Server 2022, la gestión de usuarios y la seguridad no recaen en un</w:t>
-      </w:r>
-      <w:r>
-        <w:t xml:space="preserve"> único software adjunto</w:t>
-      </w:r>
-      <w:r>
-        <w:t xml:space="preserve"> a IIS, sino que se integran con las propias características del sistema operativo y o</w:t>
-      </w:r>
-      <w:r>
-        <w:t>tras herramientas de Microsoft.</w:t>
+        <w:t>En un entorno con IIS y Windows Server 2022, la gestión de usuarios y la seguridad no recaen en un único software adjunto a IIS, sino que se integran con las propias características del sistema operativo y otras herramientas de Microsoft.</w:t>
       </w:r>
     </w:p>
     <w:p>
@@ -3357,13 +3736,7 @@
     <w:p>
       <w:r>
         <w:lastRenderedPageBreak/>
-        <w:t>Aquí</w:t>
-      </w:r>
-      <w:r>
-        <w:t xml:space="preserve"> explico los componentes principales que usaríamos para la gest</w:t>
-      </w:r>
-      <w:r>
-        <w:t>ión de usuarios y la seguridad:</w:t>
+        <w:t>Aquí explico los componentes principales que usaríamos para la gestión de usuarios y la seguridad:</w:t>
       </w:r>
     </w:p>
     <w:p>
@@ -3383,14 +3756,7 @@
           <w:b/>
           <w:i/>
         </w:rPr>
-        <w:t>Herramientas Nativas d</w:t>
-      </w:r>
-      <w:r>
-        <w:rPr>
-          <w:b/>
-          <w:i/>
-        </w:rPr>
-        <w:t>e Windows Server para Usuarios:</w:t>
+        <w:t>Herramientas Nativas de Windows Server para Usuarios:</w:t>
       </w:r>
     </w:p>
     <w:p>
@@ -3507,14 +3873,7 @@
           <w:b/>
           <w:i/>
         </w:rPr>
-        <w:t xml:space="preserve">Características </w:t>
-      </w:r>
-      <w:r>
-        <w:rPr>
-          <w:b/>
-          <w:i/>
-        </w:rPr>
-        <w:t>de Seguridad Integradas en IIS:</w:t>
+        <w:t>Características de Seguridad Integradas en IIS:</w:t>
       </w:r>
     </w:p>
     <w:p>
@@ -3853,7 +4212,7 @@
           <w:sz w:val="26"/>
         </w:rPr>
       </w:pPr>
-      <w:bookmarkStart w:id="7" w:name="_Toc201783045"/>
+      <w:bookmarkStart w:id="7" w:name="_Toc201837785"/>
       <w:r>
         <w:rPr>
           <w:i/>
@@ -3989,55 +4348,82 @@
           <w:sz w:val="25"/>
           <w:szCs w:val="25"/>
         </w:rPr>
-        <w:t>Abrir el Administrador de Inte</w:t>
-      </w:r>
-      <w:r>
-        <w:rPr>
-          <w:b/>
-          <w:i/>
-          <w:sz w:val="25"/>
-          <w:szCs w:val="25"/>
-        </w:rPr>
-        <w:t>rnet Information Services (IIS)</w:t>
-      </w:r>
-    </w:p>
-    <w:p>
-      <w:r>
-        <w:t>En tu máquina virtual, ve al menú Inicio (botón de Windows).</w:t>
-      </w:r>
-    </w:p>
-    <w:p>
-      <w:r>
-        <w:t xml:space="preserve">Escribe IIS y selecciona </w:t>
-      </w:r>
-      <w:r>
-        <w:t>Administrador de Inte</w:t>
-      </w:r>
-      <w:r>
-        <w:t>rnet Information Services (IIS)</w:t>
-      </w:r>
-      <w:r>
-        <w:t>.</w:t>
-      </w:r>
-    </w:p>
-    <w:p>
-      <w:r>
-        <w:t xml:space="preserve">Alternativamente, puedes ir a Herramientas en el </w:t>
-      </w:r>
-      <w:r>
-        <w:t>Administrador</w:t>
-      </w:r>
-      <w:r>
-        <w:t xml:space="preserve"> del Servidor y seleccionar </w:t>
-      </w:r>
-      <w:r>
-        <w:t>Administrador de Inte</w:t>
-      </w:r>
-      <w:r>
-        <w:t>rnet Information Services (IIS)</w:t>
-      </w:r>
-      <w:r>
-        <w:t>.</w:t>
+        <w:t>Abrir el Administrador de Internet Information Services (IIS)</w:t>
+      </w:r>
+    </w:p>
+    <w:p>
+      <w:pPr>
+        <w:rPr>
+          <w:b/>
+          <w:i/>
+        </w:rPr>
+      </w:pPr>
+      <w:r>
+        <w:t>En la</w:t>
+      </w:r>
+      <w:r>
+        <w:t xml:space="preserve"> máquina virtual, </w:t>
+      </w:r>
+      <w:r>
+        <w:t xml:space="preserve">nos dirigimos al menú Inicio, escribiremos IIS y seleccionaremos </w:t>
+      </w:r>
+      <w:r>
+        <w:rPr>
+          <w:b/>
+          <w:i/>
+        </w:rPr>
+        <w:t>Administrador de Internet Information Services (IIS).</w:t>
+      </w:r>
+    </w:p>
+    <w:p>
+      <w:pPr>
+        <w:jc w:val="center"/>
+      </w:pPr>
+      <w:r>
+        <w:drawing>
+          <wp:inline distT="0" distB="0" distL="0" distR="0" wp14:anchorId="1E921952" wp14:editId="65E210B0">
+            <wp:extent cx="5067281" cy="2543175"/>
+            <wp:effectExtent l="0" t="0" r="635" b="0"/>
+            <wp:docPr id="8" name="Imagen 8"/>
+            <wp:cNvGraphicFramePr>
+              <a:graphicFrameLocks xmlns:a="http://schemas.openxmlformats.org/drawingml/2006/main" noChangeAspect="1"/>
+            </wp:cNvGraphicFramePr>
+            <a:graphic xmlns:a="http://schemas.openxmlformats.org/drawingml/2006/main">
+              <a:graphicData uri="http://schemas.openxmlformats.org/drawingml/2006/picture">
+                <pic:pic xmlns:pic="http://schemas.openxmlformats.org/drawingml/2006/picture">
+                  <pic:nvPicPr>
+                    <pic:cNvPr id="1" name=""/>
+                    <pic:cNvPicPr/>
+                  </pic:nvPicPr>
+                  <pic:blipFill>
+                    <a:blip r:embed="rId17"/>
+                    <a:stretch>
+                      <a:fillRect/>
+                    </a:stretch>
+                  </pic:blipFill>
+                  <pic:spPr>
+                    <a:xfrm>
+                      <a:off x="0" y="0"/>
+                      <a:ext cx="5101709" cy="2560454"/>
+                    </a:xfrm>
+                    <a:prstGeom prst="rect">
+                      <a:avLst/>
+                    </a:prstGeom>
+                  </pic:spPr>
+                </pic:pic>
+              </a:graphicData>
+            </a:graphic>
+          </wp:inline>
+        </w:drawing>
+      </w:r>
+    </w:p>
+    <w:p>
+      <w:pPr>
+        <w:spacing w:before="0" w:after="160" w:line="259" w:lineRule="auto"/>
+        <w:jc w:val="left"/>
+      </w:pPr>
+      <w:r>
+        <w:br w:type="page"/>
       </w:r>
     </w:p>
     <w:p>
@@ -4061,28 +4447,96 @@
           <w:sz w:val="25"/>
           <w:szCs w:val="25"/>
         </w:rPr>
+        <w:lastRenderedPageBreak/>
         <w:t>Crear un Nuevo Sitio Web en IIS</w:t>
       </w:r>
     </w:p>
     <w:p>
-      <w:r>
-        <w:t>En el panel de conexiones (izquierdo) del Administrador de IIS, expande el nombre de tu servidor.</w:t>
-      </w:r>
-    </w:p>
-    <w:p>
-      <w:r>
-        <w:t>Expande Sitios"(o Sites). Verás el Default Web Site</w:t>
-      </w:r>
-      <w:r>
-        <w:t xml:space="preserve"> (Sitio web predeterminado).</w:t>
-      </w:r>
-    </w:p>
-    <w:p>
-      <w:r>
-        <w:t>Haz clic derecho sobre Sitios" y selecciona Agregar sitio web... (o Add Website...</w:t>
-      </w:r>
-      <w:r>
-        <w:t>).</w:t>
+      <w:pPr>
+        <w:rPr>
+          <w:b/>
+          <w:i/>
+        </w:rPr>
+      </w:pPr>
+      <w:r>
+        <w:t>En el panel de conexiones (izquierdo) d</w:t>
+      </w:r>
+      <w:r>
+        <w:t>el Administrador de IIS, expandir el nombre del</w:t>
+      </w:r>
+      <w:r>
+        <w:t xml:space="preserve"> servidor.</w:t>
+      </w:r>
+      <w:r>
+        <w:t xml:space="preserve"> Hacer</w:t>
+      </w:r>
+      <w:r>
+        <w:t xml:space="preserve"> clic derecho sobre </w:t>
+      </w:r>
+      <w:r>
+        <w:rPr>
+          <w:b/>
+          <w:i/>
+        </w:rPr>
+        <w:t>Sitios</w:t>
+      </w:r>
+      <w:r>
+        <w:t xml:space="preserve"> y selecciona</w:t>
+      </w:r>
+      <w:r>
+        <w:t>r</w:t>
+      </w:r>
+      <w:r>
+        <w:t xml:space="preserve"> </w:t>
+      </w:r>
+      <w:r>
+        <w:rPr>
+          <w:b/>
+          <w:i/>
+        </w:rPr>
+        <w:t>Agregar sitio web... (o Add Website...).</w:t>
+      </w:r>
+    </w:p>
+    <w:p>
+      <w:pPr>
+        <w:jc w:val="center"/>
+      </w:pPr>
+      <w:r>
+        <w:drawing>
+          <wp:inline distT="0" distB="0" distL="0" distR="0" wp14:anchorId="2CA72F18" wp14:editId="24C66890">
+            <wp:extent cx="4914900" cy="2447047"/>
+            <wp:effectExtent l="0" t="0" r="0" b="0"/>
+            <wp:docPr id="9" name="Imagen 9"/>
+            <wp:cNvGraphicFramePr>
+              <a:graphicFrameLocks xmlns:a="http://schemas.openxmlformats.org/drawingml/2006/main" noChangeAspect="1"/>
+            </wp:cNvGraphicFramePr>
+            <a:graphic xmlns:a="http://schemas.openxmlformats.org/drawingml/2006/main">
+              <a:graphicData uri="http://schemas.openxmlformats.org/drawingml/2006/picture">
+                <pic:pic xmlns:pic="http://schemas.openxmlformats.org/drawingml/2006/picture">
+                  <pic:nvPicPr>
+                    <pic:cNvPr id="1" name=""/>
+                    <pic:cNvPicPr/>
+                  </pic:nvPicPr>
+                  <pic:blipFill>
+                    <a:blip r:embed="rId18"/>
+                    <a:stretch>
+                      <a:fillRect/>
+                    </a:stretch>
+                  </pic:blipFill>
+                  <pic:spPr>
+                    <a:xfrm>
+                      <a:off x="0" y="0"/>
+                      <a:ext cx="4922363" cy="2450763"/>
+                    </a:xfrm>
+                    <a:prstGeom prst="rect">
+                      <a:avLst/>
+                    </a:prstGeom>
+                  </pic:spPr>
+                </pic:pic>
+              </a:graphicData>
+            </a:graphic>
+          </wp:inline>
+        </w:drawing>
       </w:r>
     </w:p>
     <w:p>
@@ -4106,121 +4560,525 @@
           <w:sz w:val="25"/>
           <w:szCs w:val="25"/>
         </w:rPr>
-        <w:t>Configurar l</w:t>
-      </w:r>
-      <w:r>
-        <w:rPr>
-          <w:b/>
-          <w:i/>
-          <w:sz w:val="25"/>
-          <w:szCs w:val="25"/>
-        </w:rPr>
-        <w:t>os Detalles del Nuevo Sitio Web</w:t>
-      </w:r>
-    </w:p>
-    <w:p>
-      <w:r>
-        <w:t xml:space="preserve">Se abrirá una ventana para </w:t>
-      </w:r>
-      <w:r>
-        <w:t>Agregar sitio web</w:t>
-      </w:r>
-      <w:r>
+        <w:t>Configurar los Detalles del Nuevo Sitio Web</w:t>
+      </w:r>
+    </w:p>
+    <w:p>
+      <w:r>
+        <w:t>Se abrirá una</w:t>
+      </w:r>
+      <w:r>
+        <w:t xml:space="preserve"> ventana para Agregar sitio web y debemos r</w:t>
+      </w:r>
+      <w:r>
+        <w:t>ellena</w:t>
+      </w:r>
+      <w:r>
+        <w:t>r</w:t>
+      </w:r>
+      <w:r>
+        <w:t xml:space="preserve"> los siguientes campos:</w:t>
+      </w:r>
+    </w:p>
+    <w:p>
+      <w:pPr>
+        <w:pStyle w:val="Prrafodelista"/>
+        <w:numPr>
+          <w:ilvl w:val="0"/>
+          <w:numId w:val="12"/>
+        </w:numPr>
+      </w:pPr>
+      <w:r>
+        <w:rPr>
+          <w:b/>
+          <w:i/>
+        </w:rPr>
+        <w:t>Nombre del sitio:</w:t>
+      </w:r>
+      <w:r>
+        <w:t xml:space="preserve"> </w:t>
+      </w:r>
+      <w:r>
+        <w:t>Le dar</w:t>
+      </w:r>
+      <w:r>
+        <w:t>e</w:t>
+      </w:r>
+      <w:r>
+        <w:t>mos</w:t>
+      </w:r>
+      <w:r>
+        <w:t xml:space="preserve"> un </w:t>
+      </w:r>
+      <w:r>
+        <w:t>nombre descriptivo</w:t>
+      </w:r>
+      <w:r>
+        <w:t xml:space="preserve"> </w:t>
+      </w:r>
+      <w:r>
+        <w:t xml:space="preserve">como, </w:t>
+      </w:r>
+      <w:r>
+        <w:t xml:space="preserve">por ejemplo, </w:t>
+      </w:r>
+      <w:r>
+        <w:rPr>
+          <w:b/>
+          <w:i/>
+        </w:rPr>
+        <w:t>MiServidorMultimedia.</w:t>
+      </w:r>
+    </w:p>
+    <w:p>
+      <w:pPr>
+        <w:pStyle w:val="Prrafodelista"/>
+      </w:pPr>
+    </w:p>
+    <w:p>
+      <w:pPr>
+        <w:pStyle w:val="Prrafodelista"/>
+        <w:numPr>
+          <w:ilvl w:val="0"/>
+          <w:numId w:val="12"/>
+        </w:numPr>
+      </w:pPr>
+      <w:r>
+        <w:rPr>
+          <w:b/>
+          <w:i/>
+        </w:rPr>
+        <w:t>Ruta de acceso física:</w:t>
+      </w:r>
+      <w:r>
+        <w:t xml:space="preserve"> Hacer</w:t>
+      </w:r>
+      <w:r>
+        <w:t xml:space="preserve"> clic en el botón </w:t>
+      </w:r>
+      <w:r>
+        <w:rPr>
+          <w:b/>
+          <w:i/>
+        </w:rPr>
+        <w:t>"..." (Examinar)</w:t>
+      </w:r>
+      <w:r>
+        <w:t xml:space="preserve"> y navega</w:t>
+      </w:r>
+      <w:r>
+        <w:t>remos hasta la carpeta que creamos con nuestros archivos multimedia y s</w:t>
+      </w:r>
+      <w:r>
+        <w:t>elec</w:t>
+      </w:r>
+      <w:r>
+        <w:t>ciona</w:t>
+      </w:r>
+      <w:r>
+        <w:t>remos la carpeta, después hacemos</w:t>
+      </w:r>
+      <w:r>
+        <w:t xml:space="preserve"> clic en </w:t>
+      </w:r>
+      <w:r>
+        <w:rPr>
+          <w:b/>
+          <w:i/>
+        </w:rPr>
+        <w:t>Aceptar</w:t>
+      </w:r>
+      <w:r>
+        <w:rPr>
+          <w:b/>
+          <w:i/>
+        </w:rPr>
         <w:t>.</w:t>
       </w:r>
-      <w:r>
-        <w:t xml:space="preserve"> Rellena los siguientes campos:</w:t>
-      </w:r>
-    </w:p>
-    <w:p>
-      <w:r>
-        <w:t>Nombre del sitio: Dale un nombre descriptivo, por ejemplo, MiServidorMultimedia.</w:t>
-      </w:r>
-    </w:p>
-    <w:p>
-      <w:r>
-        <w:lastRenderedPageBreak/>
-        <w:t xml:space="preserve">Ruta de acceso física: Haz clic en el botón </w:t>
-      </w:r>
-      <w:r>
-        <w:rPr>
-          <w:b/>
-          <w:i/>
-        </w:rPr>
-        <w:t>"..."</w:t>
+    </w:p>
+    <w:p>
+      <w:pPr>
+        <w:pStyle w:val="Prrafodelista"/>
+      </w:pPr>
+    </w:p>
+    <w:p>
+      <w:pPr>
+        <w:pStyle w:val="Prrafodelista"/>
+        <w:numPr>
+          <w:ilvl w:val="0"/>
+          <w:numId w:val="12"/>
+        </w:numPr>
+      </w:pPr>
+      <w:r>
+        <w:t xml:space="preserve">Tipo: </w:t>
+      </w:r>
+      <w:r>
+        <w:t>Podemos d</w:t>
+      </w:r>
+      <w:r>
+        <w:t>eja</w:t>
+      </w:r>
+      <w:r>
+        <w:t>r</w:t>
       </w:r>
       <w:r>
         <w:t xml:space="preserve"> </w:t>
       </w:r>
       <w:r>
         <w:rPr>
-          <w:i/>
-        </w:rPr>
-        <w:t>(Examinar)</w:t>
-      </w:r>
-      <w:r>
-        <w:t xml:space="preserve"> y navega hasta la carpeta que creaste con tus archivos multimedia: C:\inetpub\wwwroot\Multimedia. Selec</w:t>
-      </w:r>
-      <w:r>
-        <w:t>ciona la carpeta y haz clic en Aceptar</w:t>
-      </w:r>
-      <w:r>
+          <w:b/>
+          <w:i/>
+        </w:rPr>
+        <w:t>HTTP</w:t>
+      </w:r>
+      <w:r>
+        <w:rPr>
+          <w:b/>
+          <w:i/>
+        </w:rPr>
         <w:t>.</w:t>
       </w:r>
     </w:p>
     <w:p>
-      <w:r>
-        <w:t>Tipo: Deja http.</w:t>
-      </w:r>
-    </w:p>
-    <w:p>
-      <w:r>
-        <w:t xml:space="preserve">Dirección IP: Deja </w:t>
-      </w:r>
-      <w:r>
+      <w:pPr>
+        <w:pStyle w:val="Prrafodelista"/>
+      </w:pPr>
+    </w:p>
+    <w:p>
+      <w:pPr>
+        <w:pStyle w:val="Prrafodelista"/>
+        <w:numPr>
+          <w:ilvl w:val="0"/>
+          <w:numId w:val="12"/>
+        </w:numPr>
+      </w:pPr>
+      <w:r>
+        <w:rPr>
+          <w:b/>
+          <w:i/>
+        </w:rPr>
+        <w:t>Dirección IP:</w:t>
+      </w:r>
+      <w:r>
+        <w:t xml:space="preserve"> Deja</w:t>
+      </w:r>
+      <w:r>
+        <w:t>remos</w:t>
+      </w:r>
+      <w:r>
+        <w:t xml:space="preserve"> </w:t>
+      </w:r>
+      <w:r>
+        <w:rPr>
+          <w:b/>
+          <w:i/>
+        </w:rPr>
         <w:t>T</w:t>
       </w:r>
       <w:r>
+        <w:rPr>
+          <w:b/>
+          <w:i/>
+        </w:rPr>
         <w:t>odas las no asignadas</w:t>
       </w:r>
       <w:r>
-        <w:t xml:space="preserve"> (o selecciona la dirección IP estática de tu servidor si la configuraste, por ejemplo, 192.168.1.200).</w:t>
-      </w:r>
-    </w:p>
-    <w:p>
-      <w:r>
+        <w:t xml:space="preserve"> (</w:t>
+      </w:r>
+      <w:r>
+        <w:rPr>
+          <w:i/>
+        </w:rPr>
+        <w:t>o selecciona</w:t>
+      </w:r>
+      <w:r>
+        <w:rPr>
+          <w:i/>
+        </w:rPr>
+        <w:t>mos</w:t>
+      </w:r>
+      <w:r>
+        <w:rPr>
+          <w:i/>
+        </w:rPr>
+        <w:t xml:space="preserve"> la dirección IP estática d</w:t>
+      </w:r>
+      <w:r>
+        <w:rPr>
+          <w:i/>
+        </w:rPr>
+        <w:t>el servidor si la configuramos</w:t>
+      </w:r>
+      <w:r>
+        <w:t>).</w:t>
+      </w:r>
+    </w:p>
+    <w:p>
+      <w:pPr>
+        <w:pStyle w:val="Prrafodelista"/>
+      </w:pPr>
+    </w:p>
+    <w:p>
+      <w:pPr>
+        <w:pStyle w:val="Prrafodelista"/>
+        <w:numPr>
+          <w:ilvl w:val="0"/>
+          <w:numId w:val="12"/>
+        </w:numPr>
+        <w:rPr>
+          <w:b/>
+          <w:i/>
+        </w:rPr>
+      </w:pPr>
+      <w:r>
+        <w:rPr>
+          <w:b/>
+          <w:i/>
+        </w:rPr>
         <w:t>Puerto:</w:t>
       </w:r>
     </w:p>
     <w:p>
-      <w:r>
-        <w:t>Puedes dejar el 80 (el puerto están</w:t>
-      </w:r>
-      <w:r>
-        <w:t>dar HTTP). Si lo dejas así, el Default Web Site</w:t>
+      <w:pPr>
+        <w:pStyle w:val="Prrafodelista"/>
+        <w:rPr>
+          <w:b/>
+          <w:i/>
+        </w:rPr>
+      </w:pPr>
+    </w:p>
+    <w:p>
+      <w:pPr>
+        <w:pStyle w:val="Prrafodelista"/>
+        <w:numPr>
+          <w:ilvl w:val="0"/>
+          <w:numId w:val="13"/>
+        </w:numPr>
+      </w:pPr>
+      <w:r>
+        <w:t>Podemos</w:t>
+      </w:r>
+      <w:r>
+        <w:t xml:space="preserve"> dejar el </w:t>
+      </w:r>
+      <w:r>
+        <w:rPr>
+          <w:b/>
+          <w:i/>
+        </w:rPr>
+        <w:t>80 (el puerto están</w:t>
+      </w:r>
+      <w:r>
+        <w:rPr>
+          <w:b/>
+          <w:i/>
+        </w:rPr>
+        <w:t>dar HTTP).</w:t>
+      </w:r>
+      <w:r>
+        <w:t xml:space="preserve"> Si lo dejamos</w:t>
+      </w:r>
+      <w:r>
+        <w:t xml:space="preserve"> así, el </w:t>
+      </w:r>
+      <w:r>
+        <w:rPr>
+          <w:b/>
+          <w:i/>
+        </w:rPr>
+        <w:t>Default Web Site</w:t>
       </w:r>
       <w:r>
         <w:t xml:space="preserve"> se detendrá automáticamente porque ambos no pueden usar el mismo puerto.</w:t>
       </w:r>
     </w:p>
     <w:p>
-      <w:r>
-        <w:t>Alternativa recomendada para esta práctica: Para evitar conflictos con el sitio predeterminado de IIS, podrías usar un puerto diferente, por ejemplo, 8080. Esto es muy común en desarrollo y pruebas. Si usas 8080, para acceder al sitio luego deberás escribir http://IP_DEL_SERVIDOR:8080.</w:t>
-      </w:r>
-    </w:p>
-    <w:p>
-      <w:r>
-        <w:t>Nombre de host: Deja en blanco por ahora, o podrías poner servidormultimedia.local si tuvieras un servidor DNS configurado. Para la práctica, no es necesario.</w:t>
-      </w:r>
-    </w:p>
-    <w:p>
-      <w:r>
-        <w:t xml:space="preserve">Asegúrate de que la casilla </w:t>
-      </w:r>
-      <w:r>
+      <w:pPr>
+        <w:pStyle w:val="Prrafodelista"/>
+      </w:pPr>
+    </w:p>
+    <w:p>
+      <w:pPr>
+        <w:pStyle w:val="Prrafodelista"/>
+        <w:numPr>
+          <w:ilvl w:val="0"/>
+          <w:numId w:val="13"/>
+        </w:numPr>
+      </w:pPr>
+      <w:r>
+        <w:rPr>
+          <w:b/>
+          <w:i/>
+        </w:rPr>
+        <w:t>Alternativa recomendada para esta práctica:</w:t>
+      </w:r>
+      <w:r>
+        <w:t xml:space="preserve"> Para evitar conflictos con el siti</w:t>
+      </w:r>
+      <w:r>
+        <w:t>o predeterminado de IIS, podríamos</w:t>
+      </w:r>
+      <w:r>
+        <w:t xml:space="preserve"> usar un puerto diferente, por ejemplo</w:t>
+      </w:r>
+      <w:r>
+        <w:rPr>
+          <w:b/>
+          <w:i/>
+        </w:rPr>
+        <w:t>, 8080.</w:t>
+      </w:r>
+      <w:r>
+        <w:t xml:space="preserve"> Esto es muy común en desarr</w:t>
+      </w:r>
+      <w:r>
+        <w:t>ollo y pruebas. Si usamos</w:t>
+      </w:r>
+      <w:r>
+        <w:rPr>
+          <w:b/>
+          <w:i/>
+        </w:rPr>
+        <w:t xml:space="preserve"> 8080,</w:t>
+      </w:r>
+      <w:r>
+        <w:t xml:space="preserve"> pa</w:t>
+      </w:r>
+      <w:r>
+        <w:t xml:space="preserve">ra acceder al sitio luego debemos </w:t>
+      </w:r>
+      <w:r>
+        <w:t>escribir</w:t>
+      </w:r>
+      <w:r>
+        <w:t>:</w:t>
+      </w:r>
+    </w:p>
+    <w:p>
+      <w:pPr>
+        <w:pStyle w:val="Prrafodelista"/>
+      </w:pPr>
+    </w:p>
+    <w:p>
+      <w:pPr>
+        <w:pStyle w:val="Prrafodelista"/>
+        <w:ind w:left="1211"/>
+        <w:rPr>
+          <w:b/>
+          <w:i/>
+        </w:rPr>
+      </w:pPr>
+      <w:r>
+        <w:tab/>
+      </w:r>
+      <w:r>
+        <w:tab/>
+      </w:r>
+      <w:r>
+        <w:tab/>
+      </w:r>
+      <w:r>
+        <w:rPr>
+          <w:b/>
+          <w:i/>
+        </w:rPr>
+        <w:t xml:space="preserve"> http://IP_DEL_SERVIDOR:8080.</w:t>
+      </w:r>
+    </w:p>
+    <w:p>
+      <w:pPr>
+        <w:pStyle w:val="Prrafodelista"/>
+      </w:pPr>
+    </w:p>
+    <w:p>
+      <w:pPr>
+        <w:pStyle w:val="Prrafodelista"/>
+        <w:numPr>
+          <w:ilvl w:val="0"/>
+          <w:numId w:val="12"/>
+        </w:numPr>
+      </w:pPr>
+      <w:r>
+        <w:rPr>
+          <w:b/>
+          <w:i/>
+        </w:rPr>
+        <w:t>Nombre de host:</w:t>
+      </w:r>
+      <w:r>
+        <w:t xml:space="preserve"> Deja</w:t>
+      </w:r>
+      <w:r>
+        <w:t>r en blanco por ahora, o podríamos</w:t>
+      </w:r>
+      <w:r>
+        <w:t xml:space="preserve"> poner </w:t>
+      </w:r>
+      <w:r>
+        <w:rPr>
+          <w:b/>
+          <w:i/>
+        </w:rPr>
+        <w:t>servidormultimedia.</w:t>
+      </w:r>
+      <w:r>
+        <w:rPr>
+          <w:b/>
+          <w:i/>
+        </w:rPr>
+        <w:t>local</w:t>
+      </w:r>
+      <w:r>
+        <w:t xml:space="preserve"> si </w:t>
+      </w:r>
+      <w:r>
+        <w:t>se tuviera</w:t>
+      </w:r>
+      <w:r>
+        <w:t xml:space="preserve"> un </w:t>
+      </w:r>
+      <w:r>
+        <w:rPr>
+          <w:b/>
+          <w:i/>
+        </w:rPr>
+        <w:t>servidor DNS configurado.</w:t>
+      </w:r>
+      <w:r>
+        <w:t xml:space="preserve"> </w:t>
+      </w:r>
+    </w:p>
+    <w:p>
+      <w:pPr>
+        <w:pStyle w:val="Prrafodelista"/>
+      </w:pPr>
+    </w:p>
+    <w:p>
+      <w:pPr>
+        <w:pStyle w:val="Prrafodelista"/>
+        <w:numPr>
+          <w:ilvl w:val="0"/>
+          <w:numId w:val="12"/>
+        </w:numPr>
+      </w:pPr>
+      <w:r>
+        <w:t>Nos aseguraremos</w:t>
+      </w:r>
+      <w:r>
+        <w:t xml:space="preserve"> de que la casilla </w:t>
+      </w:r>
+      <w:r>
+        <w:rPr>
+          <w:b/>
+          <w:i/>
+        </w:rPr>
         <w:t>I</w:t>
       </w:r>
       <w:r>
+        <w:rPr>
+          <w:b/>
+          <w:i/>
+        </w:rPr>
         <w:t>niciar sitio web inmediatamente</w:t>
       </w:r>
       <w:r>
@@ -4228,11 +5086,84 @@
       </w:r>
     </w:p>
     <w:p>
-      <w:r>
-        <w:t>Haz clic en Aceptar</w:t>
-      </w:r>
-      <w:r>
+      <w:pPr>
+        <w:pStyle w:val="Prrafodelista"/>
+      </w:pPr>
+    </w:p>
+    <w:p>
+      <w:pPr>
+        <w:pStyle w:val="Prrafodelista"/>
+        <w:numPr>
+          <w:ilvl w:val="0"/>
+          <w:numId w:val="12"/>
+        </w:numPr>
+      </w:pPr>
+      <w:r>
+        <w:t>Y ya podremos hacer</w:t>
+      </w:r>
+      <w:r>
+        <w:t xml:space="preserve"> clic en </w:t>
+      </w:r>
+      <w:r>
+        <w:rPr>
+          <w:b/>
+          <w:i/>
+        </w:rPr>
+        <w:t>Aceptar</w:t>
+      </w:r>
+      <w:r>
+        <w:rPr>
+          <w:b/>
+          <w:i/>
+        </w:rPr>
         <w:t>.</w:t>
+      </w:r>
+    </w:p>
+    <w:p>
+      <w:pPr>
+        <w:pStyle w:val="Prrafodelista"/>
+      </w:pPr>
+    </w:p>
+    <w:p>
+      <w:pPr>
+        <w:jc w:val="center"/>
+      </w:pPr>
+      <w:r>
+        <w:drawing>
+          <wp:inline distT="0" distB="0" distL="0" distR="0" wp14:anchorId="6AA622AB" wp14:editId="028CE978">
+            <wp:extent cx="4619625" cy="2301121"/>
+            <wp:effectExtent l="0" t="0" r="0" b="4445"/>
+            <wp:docPr id="10" name="Imagen 10"/>
+            <wp:cNvGraphicFramePr>
+              <a:graphicFrameLocks xmlns:a="http://schemas.openxmlformats.org/drawingml/2006/main" noChangeAspect="1"/>
+            </wp:cNvGraphicFramePr>
+            <a:graphic xmlns:a="http://schemas.openxmlformats.org/drawingml/2006/main">
+              <a:graphicData uri="http://schemas.openxmlformats.org/drawingml/2006/picture">
+                <pic:pic xmlns:pic="http://schemas.openxmlformats.org/drawingml/2006/picture">
+                  <pic:nvPicPr>
+                    <pic:cNvPr id="1" name=""/>
+                    <pic:cNvPicPr/>
+                  </pic:nvPicPr>
+                  <pic:blipFill>
+                    <a:blip r:embed="rId19"/>
+                    <a:stretch>
+                      <a:fillRect/>
+                    </a:stretch>
+                  </pic:blipFill>
+                  <pic:spPr>
+                    <a:xfrm>
+                      <a:off x="0" y="0"/>
+                      <a:ext cx="4637556" cy="2310053"/>
+                    </a:xfrm>
+                    <a:prstGeom prst="rect">
+                      <a:avLst/>
+                    </a:prstGeom>
+                  </pic:spPr>
+                </pic:pic>
+              </a:graphicData>
+            </a:graphic>
+          </wp:inline>
+        </w:drawing>
       </w:r>
     </w:p>
     <w:p>
@@ -4256,132 +5187,1235 @@
           <w:sz w:val="25"/>
           <w:szCs w:val="25"/>
         </w:rPr>
-        <w:t>Proba</w:t>
-      </w:r>
-      <w:r>
+        <w:t>Probar el Nuevo Sitio Web Multimedia</w:t>
+      </w:r>
+    </w:p>
+    <w:p>
+      <w:r>
+        <w:t xml:space="preserve">Una vez creado el </w:t>
+      </w:r>
+      <w:r>
+        <w:t>sitio, lo veremos</w:t>
+      </w:r>
+      <w:r>
+        <w:t xml:space="preserve"> listado bajo </w:t>
+      </w:r>
+      <w:r>
+        <w:rPr>
+          <w:b/>
+          <w:i/>
+        </w:rPr>
+        <w:t>Siti</w:t>
+      </w:r>
+      <w:r>
+        <w:rPr>
+          <w:b/>
+          <w:i/>
+        </w:rPr>
+        <w:t>os</w:t>
+      </w:r>
+      <w:r>
+        <w:rPr>
+          <w:b/>
+          <w:i/>
+        </w:rPr>
+        <w:t xml:space="preserve"> en el Administrador de IIS.</w:t>
+      </w:r>
+      <w:r>
+        <w:t xml:space="preserve"> Para probarlo abriremos</w:t>
+      </w:r>
+      <w:r>
+        <w:t xml:space="preserve"> el navegador </w:t>
+      </w:r>
+      <w:r>
+        <w:t xml:space="preserve">web en la máquina virtual. </w:t>
+      </w:r>
+      <w:r>
+        <w:t xml:space="preserve">Si </w:t>
+      </w:r>
+      <w:r>
+        <w:t xml:space="preserve">hemos usado el puerto </w:t>
+      </w:r>
+      <w:r>
+        <w:rPr>
+          <w:b/>
+          <w:i/>
+        </w:rPr>
+        <w:t>80,</w:t>
+      </w:r>
+      <w:r>
+        <w:t xml:space="preserve"> escribiremos</w:t>
+      </w:r>
+      <w:r>
+        <w:t xml:space="preserve"> </w:t>
+      </w:r>
+      <w:r>
+        <w:rPr>
+          <w:b/>
+          <w:i/>
+        </w:rPr>
+        <w:t>http://localhost/ o http://IP_DE_TU_SERVIDOR/.</w:t>
+      </w:r>
+    </w:p>
+    <w:p>
+      <w:r>
+        <w:t xml:space="preserve">Si </w:t>
+      </w:r>
+      <w:r>
+        <w:t>hemos usado</w:t>
+      </w:r>
+      <w:r>
+        <w:t xml:space="preserve"> el puerto </w:t>
+      </w:r>
+      <w:r>
+        <w:rPr>
+          <w:b/>
+          <w:i/>
+        </w:rPr>
+        <w:t>8080,</w:t>
+      </w:r>
+      <w:r>
+        <w:t xml:space="preserve"> </w:t>
+      </w:r>
+      <w:r>
+        <w:t>como es mi caso, escribiremos</w:t>
+      </w:r>
+      <w:r>
+        <w:rPr>
+          <w:b/>
+          <w:i/>
+        </w:rPr>
+        <w:t xml:space="preserve"> http://localhost:8080/ o http://IP_DE_TU_SERVIDOR:8080/.</w:t>
+      </w:r>
+    </w:p>
+    <w:p>
+      <w:r>
+        <w:t>Deberíamos</w:t>
+      </w:r>
+      <w:r>
+        <w:t xml:space="preserve"> ver una lista de los archivos y carpetas de</w:t>
+      </w:r>
+      <w:r>
+        <w:t>ntro de la</w:t>
+      </w:r>
+      <w:r>
+        <w:t xml:space="preserve"> carpeta </w:t>
+      </w:r>
+      <w:r>
+        <w:rPr>
+          <w:b/>
+          <w:i/>
+        </w:rPr>
+        <w:t>Multimedia,</w:t>
+      </w:r>
+      <w:r>
+        <w:t xml:space="preserve"> ya que </w:t>
+      </w:r>
+      <w:r>
+        <w:rPr>
+          <w:b/>
+          <w:i/>
+        </w:rPr>
+        <w:t>IIS,</w:t>
+      </w:r>
+      <w:r>
+        <w:t xml:space="preserve"> por defecto, habilita la </w:t>
+      </w:r>
+      <w:r>
+        <w:rPr>
+          <w:b/>
+          <w:i/>
+        </w:rPr>
+        <w:t>Exploración de directorios</w:t>
+      </w:r>
+      <w:r>
+        <w:t xml:space="preserve"> si no encuentra un archivo de </w:t>
+      </w:r>
+      <w:r>
+        <w:rPr>
+          <w:b/>
+          <w:i/>
+        </w:rPr>
+        <w:t>inicio (como index.html).</w:t>
+      </w:r>
+    </w:p>
+    <w:p>
+      <w:pPr>
+        <w:jc w:val="center"/>
+      </w:pPr>
+      <w:r>
+        <w:drawing>
+          <wp:inline distT="0" distB="0" distL="0" distR="0" wp14:anchorId="72E550EB" wp14:editId="625E4DA5">
+            <wp:extent cx="4084208" cy="2276475"/>
+            <wp:effectExtent l="0" t="0" r="0" b="0"/>
+            <wp:docPr id="11" name="Imagen 11"/>
+            <wp:cNvGraphicFramePr>
+              <a:graphicFrameLocks xmlns:a="http://schemas.openxmlformats.org/drawingml/2006/main" noChangeAspect="1"/>
+            </wp:cNvGraphicFramePr>
+            <a:graphic xmlns:a="http://schemas.openxmlformats.org/drawingml/2006/main">
+              <a:graphicData uri="http://schemas.openxmlformats.org/drawingml/2006/picture">
+                <pic:pic xmlns:pic="http://schemas.openxmlformats.org/drawingml/2006/picture">
+                  <pic:nvPicPr>
+                    <pic:cNvPr id="1" name=""/>
+                    <pic:cNvPicPr/>
+                  </pic:nvPicPr>
+                  <pic:blipFill>
+                    <a:blip r:embed="rId20"/>
+                    <a:stretch>
+                      <a:fillRect/>
+                    </a:stretch>
+                  </pic:blipFill>
+                  <pic:spPr>
+                    <a:xfrm>
+                      <a:off x="0" y="0"/>
+                      <a:ext cx="4096317" cy="2283224"/>
+                    </a:xfrm>
+                    <a:prstGeom prst="rect">
+                      <a:avLst/>
+                    </a:prstGeom>
+                  </pic:spPr>
+                </pic:pic>
+              </a:graphicData>
+            </a:graphic>
+          </wp:inline>
+        </w:drawing>
+      </w:r>
+    </w:p>
+    <w:p>
+      <w:r>
+        <w:lastRenderedPageBreak/>
+        <w:t>En cambio, y contra todo pronóstico, como podemos observar en la imagen anterior, recibimos un error en el navegador al probar el Nuevo Sitio Web.</w:t>
+      </w:r>
+    </w:p>
+    <w:p>
+      <w:r>
+        <w:t xml:space="preserve">Este error significa que </w:t>
+      </w:r>
+      <w:r>
+        <w:rPr>
+          <w:b/>
+          <w:i/>
+        </w:rPr>
+        <w:t>el servidor web (IIS)</w:t>
+      </w:r>
+      <w:r>
+        <w:t xml:space="preserve"> </w:t>
+      </w:r>
+      <w:r>
+        <w:rPr>
+          <w:b/>
+          <w:i/>
+        </w:rPr>
+        <w:t>e</w:t>
+      </w:r>
+      <w:r>
+        <w:rPr>
+          <w:b/>
+          <w:i/>
+        </w:rPr>
+        <w:t>stá funcionando y ha recibido nuestra</w:t>
+      </w:r>
+      <w:r>
+        <w:rPr>
+          <w:b/>
+          <w:i/>
+        </w:rPr>
+        <w:t xml:space="preserve"> solicitud,</w:t>
+      </w:r>
+      <w:r>
+        <w:t xml:space="preserve"> pero no está configurado para mostrar una lista de los contenidos del directorio al que intentamos acceder </w:t>
+      </w:r>
+      <w:r>
+        <w:rPr>
+          <w:i/>
+        </w:rPr>
+        <w:t>(/Multimedia/).</w:t>
+      </w:r>
+      <w:r>
+        <w:t xml:space="preserve"> </w:t>
+      </w:r>
+      <w:r>
+        <w:rPr>
+          <w:b/>
+          <w:i/>
+        </w:rPr>
+        <w:t>IIS, por seguridad,</w:t>
+      </w:r>
+      <w:r>
+        <w:t xml:space="preserve"> suele desactivar esta función por defecto para evitar que cualquiera pueda ver el listado de archivos de nuestro servidor. Justo lo contrario a lo que yo había leído.</w:t>
+      </w:r>
+    </w:p>
+    <w:p>
+      <w:pPr>
+        <w:rPr>
+          <w:b/>
+          <w:i/>
+        </w:rPr>
+      </w:pPr>
+      <w:r>
+        <w:t xml:space="preserve">Para solucionarlo, necesitamos habilitar la </w:t>
+      </w:r>
+      <w:r>
+        <w:rPr>
+          <w:b/>
+          <w:i/>
+        </w:rPr>
+        <w:t>Exploración de directorios</w:t>
+      </w:r>
+      <w:r>
+        <w:rPr>
+          <w:i/>
+        </w:rPr>
+        <w:t xml:space="preserve"> (Directory Browse)</w:t>
+      </w:r>
+      <w:r>
+        <w:t xml:space="preserve"> para nuestro </w:t>
+      </w:r>
+      <w:r>
+        <w:rPr>
+          <w:b/>
+          <w:i/>
+        </w:rPr>
+        <w:t>nuevo sitio web en IIS.</w:t>
+      </w:r>
+    </w:p>
+    <w:p>
+      <w:pPr>
+        <w:pStyle w:val="Ttulo2"/>
+        <w:jc w:val="left"/>
+        <w:rPr>
+          <w:i/>
+          <w:color w:val="404040" w:themeColor="text1" w:themeTint="BF"/>
+          <w:sz w:val="36"/>
+        </w:rPr>
+      </w:pPr>
+      <w:bookmarkStart w:id="8" w:name="_Toc201837786"/>
+      <w:r>
+        <w:rPr>
+          <w:i/>
+          <w:color w:val="404040" w:themeColor="text1" w:themeTint="BF"/>
+          <w:sz w:val="36"/>
+        </w:rPr>
+        <w:t>Solución al Error HTTP 403.14</w:t>
+      </w:r>
+      <w:bookmarkEnd w:id="8"/>
+    </w:p>
+    <w:p>
+      <w:r>
+        <w:t xml:space="preserve">Desde el </w:t>
+      </w:r>
+      <w:r>
+        <w:rPr>
+          <w:b/>
+        </w:rPr>
+        <w:t>Administrador de Internet Information Services (IIS)</w:t>
+      </w:r>
+      <w:r>
+        <w:rPr>
+          <w:b/>
+        </w:rPr>
+        <w:t xml:space="preserve">, </w:t>
+      </w:r>
+      <w:r>
+        <w:t xml:space="preserve">en el panel de conexiones de la izquierda, hacemos clic sobre el sitio que habíamos creado, desde el panel central buscaremos </w:t>
+      </w:r>
+      <w:r>
+        <w:rPr>
+          <w:b/>
+          <w:i/>
+        </w:rPr>
+        <w:t>Exam</w:t>
+      </w:r>
+      <w:r>
+        <w:rPr>
+          <w:b/>
+          <w:i/>
+        </w:rPr>
+        <w:t xml:space="preserve">en de directorios </w:t>
+      </w:r>
+      <w:r>
+        <w:t>y pulsamos sobre él.</w:t>
+      </w:r>
+    </w:p>
+    <w:p>
+      <w:pPr>
+        <w:jc w:val="center"/>
+      </w:pPr>
+      <w:r>
+        <w:drawing>
+          <wp:inline distT="0" distB="0" distL="0" distR="0" wp14:anchorId="56D590AD" wp14:editId="5A1C1F9A">
+            <wp:extent cx="4752975" cy="2370339"/>
+            <wp:effectExtent l="0" t="0" r="0" b="0"/>
+            <wp:docPr id="12" name="Imagen 12"/>
+            <wp:cNvGraphicFramePr>
+              <a:graphicFrameLocks xmlns:a="http://schemas.openxmlformats.org/drawingml/2006/main" noChangeAspect="1"/>
+            </wp:cNvGraphicFramePr>
+            <a:graphic xmlns:a="http://schemas.openxmlformats.org/drawingml/2006/main">
+              <a:graphicData uri="http://schemas.openxmlformats.org/drawingml/2006/picture">
+                <pic:pic xmlns:pic="http://schemas.openxmlformats.org/drawingml/2006/picture">
+                  <pic:nvPicPr>
+                    <pic:cNvPr id="1" name=""/>
+                    <pic:cNvPicPr/>
+                  </pic:nvPicPr>
+                  <pic:blipFill>
+                    <a:blip r:embed="rId21"/>
+                    <a:stretch>
+                      <a:fillRect/>
+                    </a:stretch>
+                  </pic:blipFill>
+                  <pic:spPr>
+                    <a:xfrm>
+                      <a:off x="0" y="0"/>
+                      <a:ext cx="4757395" cy="2372543"/>
+                    </a:xfrm>
+                    <a:prstGeom prst="rect">
+                      <a:avLst/>
+                    </a:prstGeom>
+                  </pic:spPr>
+                </pic:pic>
+              </a:graphicData>
+            </a:graphic>
+          </wp:inline>
+        </w:drawing>
+      </w:r>
+    </w:p>
+    <w:p>
+      <w:r>
+        <w:t xml:space="preserve">En el panel de acciones de la derecha, pulsamos sobre </w:t>
+      </w:r>
+      <w:r>
+        <w:rPr>
+          <w:b/>
+          <w:i/>
+        </w:rPr>
+        <w:t xml:space="preserve">habilitar </w:t>
+      </w:r>
+      <w:r>
+        <w:t>y veremos que el estado del examen de directorios cambia a habilitado.</w:t>
+      </w:r>
+    </w:p>
+    <w:p>
+      <w:pPr>
+        <w:jc w:val="center"/>
+      </w:pPr>
+      <w:r>
+        <w:drawing>
+          <wp:inline distT="0" distB="0" distL="0" distR="0" wp14:anchorId="03F54039" wp14:editId="72AD860C">
+            <wp:extent cx="4504293" cy="2238375"/>
+            <wp:effectExtent l="0" t="0" r="0" b="0"/>
+            <wp:docPr id="13" name="Imagen 13"/>
+            <wp:cNvGraphicFramePr>
+              <a:graphicFrameLocks xmlns:a="http://schemas.openxmlformats.org/drawingml/2006/main" noChangeAspect="1"/>
+            </wp:cNvGraphicFramePr>
+            <a:graphic xmlns:a="http://schemas.openxmlformats.org/drawingml/2006/main">
+              <a:graphicData uri="http://schemas.openxmlformats.org/drawingml/2006/picture">
+                <pic:pic xmlns:pic="http://schemas.openxmlformats.org/drawingml/2006/picture">
+                  <pic:nvPicPr>
+                    <pic:cNvPr id="1" name=""/>
+                    <pic:cNvPicPr/>
+                  </pic:nvPicPr>
+                  <pic:blipFill>
+                    <a:blip r:embed="rId22"/>
+                    <a:stretch>
+                      <a:fillRect/>
+                    </a:stretch>
+                  </pic:blipFill>
+                  <pic:spPr>
+                    <a:xfrm>
+                      <a:off x="0" y="0"/>
+                      <a:ext cx="4521727" cy="2247039"/>
+                    </a:xfrm>
+                    <a:prstGeom prst="rect">
+                      <a:avLst/>
+                    </a:prstGeom>
+                  </pic:spPr>
+                </pic:pic>
+              </a:graphicData>
+            </a:graphic>
+          </wp:inline>
+        </w:drawing>
+      </w:r>
+    </w:p>
+    <w:p>
+      <w:r>
+        <w:lastRenderedPageBreak/>
+        <w:t>Si ahora probamos de nuevo el sitio web tal y como hicimos anteriormente, podemos comprobar que ahora vemos el listado del contenido que hay en el directorio.</w:t>
+      </w:r>
+    </w:p>
+    <w:p>
+      <w:pPr>
+        <w:jc w:val="center"/>
+      </w:pPr>
+      <w:r>
+        <w:drawing>
+          <wp:inline distT="0" distB="0" distL="0" distR="0" wp14:anchorId="05FC752C" wp14:editId="4127C15F">
+            <wp:extent cx="4178466" cy="2324100"/>
+            <wp:effectExtent l="0" t="0" r="0" b="0"/>
+            <wp:docPr id="14" name="Imagen 14"/>
+            <wp:cNvGraphicFramePr>
+              <a:graphicFrameLocks xmlns:a="http://schemas.openxmlformats.org/drawingml/2006/main" noChangeAspect="1"/>
+            </wp:cNvGraphicFramePr>
+            <a:graphic xmlns:a="http://schemas.openxmlformats.org/drawingml/2006/main">
+              <a:graphicData uri="http://schemas.openxmlformats.org/drawingml/2006/picture">
+                <pic:pic xmlns:pic="http://schemas.openxmlformats.org/drawingml/2006/picture">
+                  <pic:nvPicPr>
+                    <pic:cNvPr id="1" name=""/>
+                    <pic:cNvPicPr/>
+                  </pic:nvPicPr>
+                  <pic:blipFill>
+                    <a:blip r:embed="rId23"/>
+                    <a:stretch>
+                      <a:fillRect/>
+                    </a:stretch>
+                  </pic:blipFill>
+                  <pic:spPr>
+                    <a:xfrm>
+                      <a:off x="0" y="0"/>
+                      <a:ext cx="4187891" cy="2329342"/>
+                    </a:xfrm>
+                    <a:prstGeom prst="rect">
+                      <a:avLst/>
+                    </a:prstGeom>
+                  </pic:spPr>
+                </pic:pic>
+              </a:graphicData>
+            </a:graphic>
+          </wp:inline>
+        </w:drawing>
+      </w:r>
+    </w:p>
+    <w:p>
+      <w:r>
+        <w:t>Si pulsamos sobre cualquiera de los enlaces que hay podemos ver su contenido. Al pulsar sobre el primer enlace de la lista vemos lo siguiente.</w:t>
+      </w:r>
+    </w:p>
+    <w:p>
+      <w:pPr>
+        <w:jc w:val="center"/>
+      </w:pPr>
+      <w:r>
+        <w:drawing>
+          <wp:inline distT="0" distB="0" distL="0" distR="0" wp14:anchorId="2D322FAE" wp14:editId="795BFBB3">
+            <wp:extent cx="3267075" cy="1810260"/>
+            <wp:effectExtent l="0" t="0" r="0" b="0"/>
+            <wp:docPr id="15" name="Imagen 15"/>
+            <wp:cNvGraphicFramePr>
+              <a:graphicFrameLocks xmlns:a="http://schemas.openxmlformats.org/drawingml/2006/main" noChangeAspect="1"/>
+            </wp:cNvGraphicFramePr>
+            <a:graphic xmlns:a="http://schemas.openxmlformats.org/drawingml/2006/main">
+              <a:graphicData uri="http://schemas.openxmlformats.org/drawingml/2006/picture">
+                <pic:pic xmlns:pic="http://schemas.openxmlformats.org/drawingml/2006/picture">
+                  <pic:nvPicPr>
+                    <pic:cNvPr id="1" name=""/>
+                    <pic:cNvPicPr/>
+                  </pic:nvPicPr>
+                  <pic:blipFill>
+                    <a:blip r:embed="rId24"/>
+                    <a:stretch>
+                      <a:fillRect/>
+                    </a:stretch>
+                  </pic:blipFill>
+                  <pic:spPr>
+                    <a:xfrm>
+                      <a:off x="0" y="0"/>
+                      <a:ext cx="3274054" cy="1814127"/>
+                    </a:xfrm>
+                    <a:prstGeom prst="rect">
+                      <a:avLst/>
+                    </a:prstGeom>
+                  </pic:spPr>
+                </pic:pic>
+              </a:graphicData>
+            </a:graphic>
+          </wp:inline>
+        </w:drawing>
+      </w:r>
+    </w:p>
+    <w:p>
+      <w:r>
+        <w:t>Es una de las primeras imágenes que he creado gracias a la Inteligencia Artificial.</w:t>
+      </w:r>
+    </w:p>
+    <w:p>
+      <w:pPr>
+        <w:rPr>
+          <w:b/>
+          <w:i/>
+          <w:sz w:val="28"/>
+        </w:rPr>
+      </w:pPr>
+      <w:r>
+        <w:rPr>
+          <w:b/>
+          <w:i/>
+          <w:sz w:val="28"/>
+        </w:rPr>
+        <w:t>Explicación Ad</w:t>
+      </w:r>
+      <w:r>
+        <w:rPr>
+          <w:b/>
+          <w:i/>
+          <w:sz w:val="28"/>
+        </w:rPr>
+        <w:t>icional</w:t>
+      </w:r>
+      <w:r>
+        <w:rPr>
+          <w:b/>
+          <w:i/>
+          <w:sz w:val="28"/>
+        </w:rPr>
+        <w:t>:</w:t>
+      </w:r>
+    </w:p>
+    <w:p>
+      <w:pPr>
+        <w:rPr>
+          <w:i/>
+        </w:rPr>
+      </w:pPr>
+      <w:r>
+        <w:rPr>
+          <w:i/>
+        </w:rPr>
+        <w:t xml:space="preserve">Este error es un control de seguridad importante. En un </w:t>
+      </w:r>
+      <w:r>
+        <w:rPr>
+          <w:b/>
+        </w:rPr>
+        <w:t>entorno de producción real,</w:t>
+      </w:r>
+      <w:r>
+        <w:rPr>
+          <w:i/>
+        </w:rPr>
+        <w:t xml:space="preserve"> a menudo no q</w:t>
+      </w:r>
+      <w:r>
+        <w:rPr>
+          <w:i/>
+        </w:rPr>
+        <w:t xml:space="preserve">ueremos que los usuarios puedan </w:t>
+      </w:r>
+      <w:r>
+        <w:rPr>
+          <w:b/>
+        </w:rPr>
+        <w:t>navegar</w:t>
+      </w:r>
+      <w:r>
+        <w:rPr>
+          <w:i/>
+        </w:rPr>
+        <w:t xml:space="preserve"> por todos los directorio</w:t>
+      </w:r>
+      <w:r>
+        <w:rPr>
+          <w:i/>
+        </w:rPr>
+        <w:t>s del servidor. En su lugar, tendríamos</w:t>
+      </w:r>
+      <w:r>
+        <w:rPr>
+          <w:i/>
+        </w:rPr>
+        <w:t xml:space="preserve"> una página index.html o default.html (o un archivo similar) que se carga automáticamente cuando alguie</w:t>
+      </w:r>
+      <w:r>
+        <w:rPr>
+          <w:i/>
+        </w:rPr>
+        <w:t>n visita la URL base del sitio.</w:t>
+      </w:r>
+    </w:p>
+    <w:p>
+      <w:r>
+        <w:t>Sin embargo, para propósitos de pruebas y en este caso práctico donde queremos verificar que el contenido se sirve, habilitar la exploración de directorios es el camino más directo para ver lo que hay dentro de la carpeta.</w:t>
+      </w:r>
+    </w:p>
+    <w:p>
+      <w:pPr>
+        <w:spacing w:before="0" w:after="160" w:line="259" w:lineRule="auto"/>
+        <w:jc w:val="left"/>
+      </w:pPr>
+      <w:r>
+        <w:br w:type="page"/>
+      </w:r>
+    </w:p>
+    <w:p>
+      <w:pPr>
+        <w:pStyle w:val="Ttulo2"/>
+        <w:jc w:val="left"/>
+        <w:rPr>
+          <w:i/>
+          <w:color w:val="404040" w:themeColor="text1" w:themeTint="BF"/>
+          <w:sz w:val="36"/>
+        </w:rPr>
+      </w:pPr>
+      <w:bookmarkStart w:id="9" w:name="_Toc201837787"/>
+      <w:r>
+        <w:rPr>
+          <w:i/>
+          <w:color w:val="404040" w:themeColor="text1" w:themeTint="BF"/>
+          <w:sz w:val="36"/>
+        </w:rPr>
+        <w:lastRenderedPageBreak/>
+        <w:t>Fallos del Servidor</w:t>
+      </w:r>
+      <w:bookmarkEnd w:id="9"/>
+    </w:p>
+    <w:p>
+      <w:pPr>
         <w:rPr>
           <w:b/>
           <w:i/>
           <w:sz w:val="25"/>
           <w:szCs w:val="25"/>
         </w:rPr>
-        <w:t>r el Nuevo Sitio Web Multimedia</w:t>
-      </w:r>
-    </w:p>
-    <w:p>
-      <w:r>
-        <w:t xml:space="preserve">Una vez creado el </w:t>
-      </w:r>
-      <w:r>
-        <w:t xml:space="preserve">sitio, lo verás listado bajo </w:t>
-      </w:r>
-      <w:r>
-        <w:t>Siti</w:t>
-      </w:r>
-      <w:r>
-        <w:t>os</w:t>
-      </w:r>
-      <w:r>
-        <w:t xml:space="preserve"> en el Administrador de IIS.</w:t>
-      </w:r>
-    </w:p>
-    <w:p>
-      <w:r>
-        <w:t>Para probarlo:</w:t>
-      </w:r>
-    </w:p>
-    <w:p>
-      <w:r>
-        <w:t>Abre el navegador web en tu máquina virtual (Edge).</w:t>
-      </w:r>
-    </w:p>
-    <w:p>
-      <w:r>
-        <w:t>Si usaste el puerto 80, escribe http://localhost/ o http://IP_DE_TU_SERVIDOR/.</w:t>
-      </w:r>
-    </w:p>
-    <w:p>
-      <w:r>
-        <w:t>Si usaste el puerto 8080, escribe http://localhost:8080/ o http://IP_DE_TU_SERVIDOR:8080/.</w:t>
-      </w:r>
-    </w:p>
-    <w:p>
-      <w:r>
-        <w:t>Deberías ver una lista de los archivos y carpetas dentro de tu carpeta Multimedia, ya que IIS, por defecto, habilita la "Exploración de directorios" si no encuentra un archivo de inicio (como index.html).</w:t>
-      </w:r>
-    </w:p>
-    <w:p>
-      <w:r>
-        <w:t>¡Prueba abrir tus archivos! Haz clic en el nombre de tu vídeo, audio o imagen. Deberían abrirse y reproducirse o mostrarse directamente en el navegador.</w:t>
-      </w:r>
-    </w:p>
-    <w:p/>
-    <w:p>
-      <w:pPr>
-        <w:pStyle w:val="Ttulo2"/>
-        <w:jc w:val="left"/>
-        <w:rPr>
-          <w:i/>
-          <w:color w:val="404040" w:themeColor="text1" w:themeTint="BF"/>
-          <w:sz w:val="36"/>
-        </w:rPr>
-      </w:pPr>
-      <w:bookmarkStart w:id="8" w:name="_Toc201783046"/>
-      <w:r>
-        <w:rPr>
-          <w:i/>
-          <w:color w:val="404040" w:themeColor="text1" w:themeTint="BF"/>
-          <w:sz w:val="36"/>
-        </w:rPr>
-        <w:lastRenderedPageBreak/>
-        <w:t>Fallos del Servidor</w:t>
-      </w:r>
-      <w:bookmarkEnd w:id="8"/>
-    </w:p>
-    <w:p>
-      <w:pPr>
+      </w:pPr>
+      <w:r>
         <w:rPr>
           <w:b/>
           <w:i/>
           <w:sz w:val="25"/>
           <w:szCs w:val="25"/>
         </w:rPr>
-      </w:pPr>
-      <w:r>
-        <w:rPr>
-          <w:b/>
-          <w:i/>
-          <w:sz w:val="25"/>
-          <w:szCs w:val="25"/>
-        </w:rPr>
         <w:t xml:space="preserve"> ¿A través de qué podemos controlar los fallos del servidor?</w:t>
       </w:r>
     </w:p>
     <w:p>
-      <w:pPr>
-        <w:jc w:val="center"/>
-        <w:rPr>
-          <w:b/>
-          <w:i/>
-          <w:color w:val="C00000"/>
-          <w:sz w:val="40"/>
-          <w:szCs w:val="25"/>
-        </w:rPr>
-      </w:pPr>
-      <w:r>
-        <w:rPr>
-          <w:b/>
-          <w:i/>
-          <w:color w:val="C00000"/>
-          <w:sz w:val="40"/>
-          <w:szCs w:val="25"/>
-        </w:rPr>
-        <w:t>Este manual está sin terminar</w:t>
+      <w:r>
+        <w:t>Para un servidor multimedia (o cualquier servidor en general) que fu</w:t>
+      </w:r>
+      <w:r>
+        <w:t>nciona con Windows Server 2022 e</w:t>
+      </w:r>
+      <w:r>
+        <w:t xml:space="preserve"> IIS, el control de fallos y la monitorización de su estado son aspectos cruciales para asegurar su buen funcionamiento</w:t>
+      </w:r>
+      <w:r>
+        <w:t xml:space="preserve"> y detectar problemas a tiempo.</w:t>
+      </w:r>
+      <w:r>
+        <w:t xml:space="preserve"> </w:t>
+      </w:r>
+      <w:r>
+        <w:t>Podemos controlar los fallos del servi</w:t>
+      </w:r>
+      <w:r>
+        <w:t>dor principalmente a través de:</w:t>
+      </w:r>
+    </w:p>
+    <w:p>
+      <w:pPr>
+        <w:pStyle w:val="Prrafodelista"/>
+        <w:numPr>
+          <w:ilvl w:val="0"/>
+          <w:numId w:val="14"/>
+        </w:numPr>
+        <w:rPr>
+          <w:b/>
+          <w:i/>
+        </w:rPr>
+      </w:pPr>
+      <w:r>
+        <w:rPr>
+          <w:b/>
+          <w:i/>
+        </w:rPr>
+        <w:t>Visor de Eve</w:t>
+      </w:r>
+      <w:r>
+        <w:rPr>
+          <w:b/>
+          <w:i/>
+        </w:rPr>
+        <w:t>ntos de Windows (Event Viewer):</w:t>
+      </w:r>
+    </w:p>
+    <w:p>
+      <w:pPr>
+        <w:pStyle w:val="Prrafodelista"/>
+        <w:ind w:left="360"/>
+        <w:rPr>
+          <w:b/>
+          <w:i/>
+        </w:rPr>
+      </w:pPr>
+    </w:p>
+    <w:p>
+      <w:pPr>
+        <w:pStyle w:val="Prrafodelista"/>
+        <w:numPr>
+          <w:ilvl w:val="0"/>
+          <w:numId w:val="15"/>
+        </w:numPr>
+      </w:pPr>
+      <w:r>
+        <w:t>Es una herramienta fundamental integrada en Windows Server que registra todos los eventos importantes que ocurren en el sistema. Esto incluye errores de hardware, problemas con el software, fallos de seguridad, información sobre el inicio y cierre de servicios, etc.</w:t>
+      </w:r>
+    </w:p>
+    <w:p>
+      <w:pPr>
+        <w:pStyle w:val="Prrafodelista"/>
+      </w:pPr>
+    </w:p>
+    <w:p>
+      <w:pPr>
+        <w:pStyle w:val="Prrafodelista"/>
+        <w:numPr>
+          <w:ilvl w:val="0"/>
+          <w:numId w:val="15"/>
+        </w:numPr>
+      </w:pPr>
+      <w:r>
+        <w:t xml:space="preserve">Cuando ocurre un fallo, es el primer lugar donde buscar. Los eventos se clasifican por </w:t>
+      </w:r>
+      <w:r>
+        <w:rPr>
+          <w:b/>
+          <w:i/>
+        </w:rPr>
+        <w:t>nivel</w:t>
+      </w:r>
+      <w:r>
+        <w:t xml:space="preserve"> </w:t>
+      </w:r>
+      <w:r>
+        <w:rPr>
+          <w:i/>
+        </w:rPr>
+        <w:t>(Información, Advertencia, Error, Crítico)</w:t>
+      </w:r>
+      <w:r>
+        <w:t xml:space="preserve"> y </w:t>
+      </w:r>
+      <w:r>
+        <w:rPr>
+          <w:b/>
+          <w:i/>
+        </w:rPr>
+        <w:t>por origen</w:t>
+      </w:r>
+      <w:r>
+        <w:t xml:space="preserve"> </w:t>
+      </w:r>
+      <w:r>
+        <w:rPr>
+          <w:i/>
+        </w:rPr>
+        <w:t>(Sistema, Aplicación, Seguridad, etc.).</w:t>
+      </w:r>
+      <w:r>
+        <w:t xml:space="preserve"> Al revisar los Registros de Windows</w:t>
+      </w:r>
+      <w:r>
+        <w:t xml:space="preserve"> y, en particular,</w:t>
+      </w:r>
+      <w:r>
+        <w:t xml:space="preserve"> los registros </w:t>
+      </w:r>
+      <w:r>
+        <w:t>Sistema</w:t>
+      </w:r>
+      <w:r>
+        <w:t xml:space="preserve"> y </w:t>
+      </w:r>
+      <w:r>
+        <w:t>Aplicación, puedes encontrar mensajes específicos que te dirigen a la causa del problema. Por ejemplo, un servicio de IIS que no arranca, un problema de disco, o un error de una aplicación.</w:t>
+      </w:r>
+    </w:p>
+    <w:p>
+      <w:pPr>
+        <w:pStyle w:val="Prrafodelista"/>
+      </w:pPr>
+    </w:p>
+    <w:p>
+      <w:pPr>
+        <w:pStyle w:val="Prrafodelista"/>
+        <w:numPr>
+          <w:ilvl w:val="0"/>
+          <w:numId w:val="14"/>
+        </w:numPr>
+        <w:rPr>
+          <w:b/>
+          <w:i/>
+        </w:rPr>
+      </w:pPr>
+      <w:r>
+        <w:rPr>
+          <w:b/>
+          <w:i/>
+        </w:rPr>
+        <w:t>Monitor de Rendimiento (Performance M</w:t>
+      </w:r>
+      <w:r>
+        <w:rPr>
+          <w:b/>
+          <w:i/>
+        </w:rPr>
+        <w:t>onitor):</w:t>
+      </w:r>
+    </w:p>
+    <w:p>
+      <w:pPr>
+        <w:pStyle w:val="Prrafodelista"/>
+        <w:ind w:left="360"/>
+        <w:rPr>
+          <w:b/>
+          <w:i/>
+        </w:rPr>
+      </w:pPr>
+    </w:p>
+    <w:p>
+      <w:pPr>
+        <w:pStyle w:val="Prrafodelista"/>
+        <w:numPr>
+          <w:ilvl w:val="0"/>
+          <w:numId w:val="15"/>
+        </w:numPr>
+      </w:pPr>
+      <w:r>
+        <w:t>Una herramienta que permite observar en tiempo real el uso de los recursos del sistema, como la CPU, la memoria RAM, el disco duro y la red. También permite crear registros para analizar el rendimiento a lo largo del tiempo.</w:t>
+      </w:r>
+    </w:p>
+    <w:p>
+      <w:pPr>
+        <w:pStyle w:val="Prrafodelista"/>
+      </w:pPr>
+    </w:p>
+    <w:p>
+      <w:pPr>
+        <w:pStyle w:val="Prrafodelista"/>
+        <w:numPr>
+          <w:ilvl w:val="0"/>
+          <w:numId w:val="15"/>
+        </w:numPr>
+      </w:pPr>
+      <w:r>
+        <w:t>No detecta fallos directos como el Visor de Eventos, pero sí te ayuda a identificar cuellos de botella o problemas de rendimiento que pueden llevar a un fallo. Por ejemplo, si ves que la CPU está constantemente al 100% o la RAM agotada, eso podría indicar que el servidor está sobrecargado y podría fallar pronto, o que hay un proceso que consume demasiados recursos. Para un servidor multimedia, monitorear el ancho de banda de red es crucial para saber si puede manejar la carga de usuarios.</w:t>
+      </w:r>
+    </w:p>
+    <w:p>
+      <w:pPr>
+        <w:spacing w:before="0" w:after="160" w:line="259" w:lineRule="auto"/>
+        <w:jc w:val="left"/>
+      </w:pPr>
+      <w:r>
+        <w:br w:type="page"/>
+      </w:r>
+    </w:p>
+    <w:p>
+      <w:pPr>
+        <w:pStyle w:val="Prrafodelista"/>
+        <w:numPr>
+          <w:ilvl w:val="0"/>
+          <w:numId w:val="14"/>
+        </w:numPr>
+        <w:rPr>
+          <w:b/>
+          <w:i/>
+        </w:rPr>
+      </w:pPr>
+      <w:r>
+        <w:rPr>
+          <w:b/>
+          <w:i/>
+        </w:rPr>
+        <w:lastRenderedPageBreak/>
+        <w:t>Registros (Logs) de</w:t>
+      </w:r>
+      <w:r>
+        <w:rPr>
+          <w:b/>
+          <w:i/>
+        </w:rPr>
+        <w:t xml:space="preserve"> IIS:</w:t>
+      </w:r>
+    </w:p>
+    <w:p>
+      <w:pPr>
+        <w:pStyle w:val="Prrafodelista"/>
+        <w:ind w:left="360"/>
+        <w:rPr>
+          <w:b/>
+          <w:i/>
+        </w:rPr>
+      </w:pPr>
+    </w:p>
+    <w:p>
+      <w:pPr>
+        <w:pStyle w:val="Prrafodelista"/>
+        <w:numPr>
+          <w:ilvl w:val="0"/>
+          <w:numId w:val="15"/>
+        </w:numPr>
+      </w:pPr>
+      <w:r>
+        <w:t>IIS genera sus propios archivos de registro (logs) que detallan cada solicitud que recibe el servidor web (quién accedió, a qué archivo, a qué hora, si hubo un error, etc.).</w:t>
+      </w:r>
+    </w:p>
+    <w:p>
+      <w:pPr>
+        <w:pStyle w:val="Prrafodelista"/>
+      </w:pPr>
+    </w:p>
+    <w:p>
+      <w:pPr>
+        <w:pStyle w:val="Prrafodelista"/>
+        <w:numPr>
+          <w:ilvl w:val="0"/>
+          <w:numId w:val="15"/>
+        </w:numPr>
+      </w:pPr>
+      <w:r>
+        <w:t>Son vitales para diagnosticar problemas relacionados específicamente con el servicio web o el contenido. Si un usuario no puede acceder a un vídeo, los logs de IIS pueden mostrar un código de error HTTP (como el 403.14 que vimos) o un fallo de autenticación que te da pistas sobre la causa. También son importantes para análisis de seguridad y de tráfico.</w:t>
+      </w:r>
+    </w:p>
+    <w:p>
+      <w:pPr>
+        <w:pStyle w:val="Prrafodelista"/>
+      </w:pPr>
+    </w:p>
+    <w:p>
+      <w:pPr>
+        <w:pStyle w:val="Prrafodelista"/>
+        <w:numPr>
+          <w:ilvl w:val="0"/>
+          <w:numId w:val="14"/>
+        </w:numPr>
+        <w:rPr>
+          <w:b/>
+          <w:i/>
+        </w:rPr>
+      </w:pPr>
+      <w:r>
+        <w:rPr>
+          <w:b/>
+          <w:i/>
+        </w:rPr>
+        <w:t>Servicios (Services):</w:t>
+      </w:r>
+    </w:p>
+    <w:p>
+      <w:pPr>
+        <w:pStyle w:val="Prrafodelista"/>
+        <w:ind w:left="360"/>
+        <w:rPr>
+          <w:b/>
+          <w:i/>
+        </w:rPr>
+      </w:pPr>
+    </w:p>
+    <w:p>
+      <w:pPr>
+        <w:pStyle w:val="Prrafodelista"/>
+        <w:numPr>
+          <w:ilvl w:val="0"/>
+          <w:numId w:val="15"/>
+        </w:numPr>
+      </w:pPr>
+      <w:r>
+        <w:t>Una consola en Windows Server que permite ver el estado de todos los servicios del sistema y las aplicaciones. Cada servicio de un rol (como IIS) tiene su propio servicio que se ejecuta en segundo plano.</w:t>
+      </w:r>
+    </w:p>
+    <w:p>
+      <w:pPr>
+        <w:pStyle w:val="Prrafodelista"/>
+      </w:pPr>
+    </w:p>
+    <w:p>
+      <w:pPr>
+        <w:pStyle w:val="Prrafodelista"/>
+        <w:numPr>
+          <w:ilvl w:val="0"/>
+          <w:numId w:val="15"/>
+        </w:numPr>
+      </w:pPr>
+      <w:r>
+        <w:t xml:space="preserve">Si un componente del servidor multimedia no está funcionando </w:t>
+      </w:r>
+      <w:r>
+        <w:rPr>
+          <w:i/>
+        </w:rPr>
+        <w:t xml:space="preserve">(por ejemplo, el servicio </w:t>
+      </w:r>
+      <w:r>
+        <w:rPr>
+          <w:i/>
+        </w:rPr>
+        <w:t>World Wide Web Publishing Service para IIS),</w:t>
+      </w:r>
+      <w:r>
+        <w:t xml:space="preserve"> puedes verlo aquí. Puedes intentar reiniciar servicios, detenerlos o configurarlos para que arranquen automáticamente.</w:t>
+      </w:r>
+    </w:p>
+    <w:p>
+      <w:pPr>
+        <w:pStyle w:val="Prrafodelista"/>
+      </w:pPr>
+    </w:p>
+    <w:p>
+      <w:pPr>
+        <w:pStyle w:val="Prrafodelista"/>
+        <w:numPr>
+          <w:ilvl w:val="0"/>
+          <w:numId w:val="14"/>
+        </w:numPr>
+        <w:rPr>
+          <w:b/>
+          <w:i/>
+        </w:rPr>
+      </w:pPr>
+      <w:r>
+        <w:rPr>
+          <w:b/>
+          <w:i/>
+        </w:rPr>
+        <w:t>Monitorización Activa y Alert</w:t>
+      </w:r>
+      <w:r>
+        <w:rPr>
+          <w:b/>
+          <w:i/>
+        </w:rPr>
+        <w:t>as (en entornos más complejos):</w:t>
+      </w:r>
+    </w:p>
+    <w:p>
+      <w:pPr>
+        <w:pStyle w:val="Prrafodelista"/>
+        <w:ind w:left="360"/>
+        <w:rPr>
+          <w:b/>
+          <w:i/>
+        </w:rPr>
+      </w:pPr>
+    </w:p>
+    <w:p>
+      <w:pPr>
+        <w:pStyle w:val="Prrafodelista"/>
+        <w:numPr>
+          <w:ilvl w:val="0"/>
+          <w:numId w:val="15"/>
+        </w:numPr>
+      </w:pPr>
+      <w:r>
+        <w:t xml:space="preserve">Aunque para una práctica básica no es lo principal, en un entorno real se usarían herramientas de monitorización </w:t>
+      </w:r>
+      <w:r>
+        <w:rPr>
+          <w:i/>
+        </w:rPr>
+        <w:t>(como Zabbix, Nagios, o soluciones basadas en la nube)</w:t>
+      </w:r>
+      <w:r>
+        <w:t xml:space="preserve"> que revisan constantemente el servidor y envían alertas </w:t>
+      </w:r>
+      <w:r>
+        <w:rPr>
+          <w:i/>
+        </w:rPr>
+        <w:t>(por correo, SMS)</w:t>
+      </w:r>
+      <w:r>
+        <w:t xml:space="preserve"> si detectan umbrales superados </w:t>
+      </w:r>
+      <w:r>
+        <w:rPr>
+          <w:i/>
+        </w:rPr>
+        <w:t>(CPU alta, disco lleno)</w:t>
+      </w:r>
+      <w:r>
+        <w:t xml:space="preserve"> o fallos de servicios.</w:t>
+      </w:r>
+    </w:p>
+    <w:p/>
+    <w:p>
+      <w:pPr>
+        <w:rPr>
+          <w:i/>
+        </w:rPr>
+      </w:pPr>
+      <w:r>
+        <w:rPr>
+          <w:i/>
+        </w:rPr>
+        <w:t xml:space="preserve">Para controlar los fallos, utilizaremos principalmente el </w:t>
+      </w:r>
+      <w:r>
+        <w:rPr>
+          <w:b/>
+          <w:i/>
+        </w:rPr>
+        <w:t>Visor de Eventos</w:t>
+      </w:r>
+      <w:r>
+        <w:rPr>
+          <w:i/>
+        </w:rPr>
+        <w:t xml:space="preserve"> para ver los problemas que ocurren, el </w:t>
+      </w:r>
+      <w:r>
+        <w:rPr>
+          <w:b/>
+          <w:i/>
+        </w:rPr>
+        <w:t>Monitor de Rendimiento</w:t>
+      </w:r>
+      <w:r>
+        <w:rPr>
+          <w:i/>
+        </w:rPr>
+        <w:t xml:space="preserve"> para analizar el uso de recursos que podrían causar problemas, y los </w:t>
+      </w:r>
+      <w:r>
+        <w:rPr>
+          <w:b/>
+          <w:i/>
+        </w:rPr>
+        <w:t>Registros de IIS</w:t>
+      </w:r>
+      <w:r>
+        <w:rPr>
+          <w:i/>
+        </w:rPr>
+        <w:t xml:space="preserve"> para problemas específicos del servicio web. </w:t>
+      </w:r>
+    </w:p>
+    <w:p>
+      <w:pPr>
+        <w:rPr>
+          <w:i/>
+        </w:rPr>
+      </w:pPr>
+      <w:r>
+        <w:rPr>
+          <w:i/>
+        </w:rPr>
+        <w:t xml:space="preserve">Las herramientas de </w:t>
+      </w:r>
+      <w:r>
+        <w:rPr>
+          <w:b/>
+          <w:i/>
+        </w:rPr>
+        <w:t>servicios</w:t>
+      </w:r>
+      <w:r>
+        <w:rPr>
+          <w:i/>
+        </w:rPr>
+        <w:t xml:space="preserve"> nos permiten gestionar los componentes activos del sistema.</w:t>
       </w:r>
     </w:p>
     <w:sectPr>
-      <w:headerReference w:type="default" r:id="rId17"/>
-      <w:footerReference w:type="default" r:id="rId18"/>
+      <w:headerReference w:type="default" r:id="rId25"/>
+      <w:footerReference w:type="default" r:id="rId26"/>
       <w:pgSz w:w="11906" w:h="16838" w:code="9"/>
       <w:pgMar w:top="1418" w:right="1701" w:bottom="1418" w:left="1701" w:header="680" w:footer="680" w:gutter="0"/>
       <w:pgNumType w:start="0"/>
@@ -4455,7 +6489,7 @@
         <w:i/>
         <w:noProof/>
       </w:rPr>
-      <w:t>11</w:t>
+      <w:t>13</w:t>
     </w:r>
     <w:r>
       <w:rPr>
@@ -4603,7 +6637,6 @@
                                 <w:dataBinding w:prefixMappings="xmlns:ns0='http://purl.org/dc/elements/1.1/' xmlns:ns1='http://schemas.openxmlformats.org/package/2006/metadata/core-properties' " w:xpath="/ns1:coreProperties[1]/ns0:creator[1]" w:storeItemID="{6C3C8BC8-F283-45AE-878A-BAB7291924A1}"/>
                                 <w:text/>
                               </w:sdtPr>
-                              <w:sdtEndPr/>
                               <w:sdtContent>
                                 <w:r>
                                   <w:rPr>
@@ -4644,7 +6677,6 @@
                                 <w:dataBinding w:prefixMappings="xmlns:ns0='http://schemas.openxmlformats.org/officeDocument/2006/extended-properties' " w:xpath="/ns0:Properties[1]/ns0:Company[1]" w:storeItemID="{6668398D-A668-4E3E-A5EB-62B293D839F1}"/>
                                 <w:text/>
                               </w:sdtPr>
-                              <w:sdtEndPr/>
                               <w:sdtContent>
                                 <w:r>
                                   <w:rPr>
@@ -4722,7 +6754,6 @@
                           <w:dataBinding w:prefixMappings="xmlns:ns0='http://purl.org/dc/elements/1.1/' xmlns:ns1='http://schemas.openxmlformats.org/package/2006/metadata/core-properties' " w:xpath="/ns1:coreProperties[1]/ns0:creator[1]" w:storeItemID="{6C3C8BC8-F283-45AE-878A-BAB7291924A1}"/>
                           <w:text/>
                         </w:sdtPr>
-                        <w:sdtEndPr/>
                         <w:sdtContent>
                           <w:r>
                             <w:rPr>
@@ -4763,7 +6794,6 @@
                           <w:dataBinding w:prefixMappings="xmlns:ns0='http://schemas.openxmlformats.org/officeDocument/2006/extended-properties' " w:xpath="/ns0:Properties[1]/ns0:Company[1]" w:storeItemID="{6668398D-A668-4E3E-A5EB-62B293D839F1}"/>
                           <w:text/>
                         </w:sdtPr>
-                        <w:sdtEndPr/>
                         <w:sdtContent>
                           <w:r>
                             <w:rPr>
@@ -5016,6 +7046,32 @@
 
 <file path=word/numbering.xml><?xml version="1.0" encoding="utf-8"?>
 <w:numbering xmlns:wpc="http://schemas.microsoft.com/office/word/2010/wordprocessingCanvas" xmlns:cx="http://schemas.microsoft.com/office/drawing/2014/chartex" xmlns:mc="http://schemas.openxmlformats.org/markup-compatibility/2006" xmlns:o="urn:schemas-microsoft-com:office:office" xmlns:r="http://schemas.openxmlformats.org/officeDocument/2006/relationships" xmlns:m="http://schemas.openxmlformats.org/officeDocument/2006/math" xmlns:v="urn:schemas-microsoft-com:vml" xmlns:wp14="http://schemas.microsoft.com/office/word/2010/wordprocessingDrawing" xmlns:wp="http://schemas.openxmlformats.org/drawingml/2006/wordprocessingDrawing" xmlns:w10="urn:schemas-microsoft-com:office:word" xmlns:w="http://schemas.openxmlformats.org/wordprocessingml/2006/main" xmlns:w14="http://schemas.microsoft.com/office/word/2010/wordml" xmlns:w15="http://schemas.microsoft.com/office/word/2012/wordml" xmlns:w16se="http://schemas.microsoft.com/office/word/2015/wordml/symex" xmlns:wpg="http://schemas.microsoft.com/office/word/2010/wordprocessingGroup" xmlns:wpi="http://schemas.microsoft.com/office/word/2010/wordprocessingInk" xmlns:wne="http://schemas.microsoft.com/office/word/2006/wordml" xmlns:wps="http://schemas.microsoft.com/office/word/2010/wordprocessingShape" mc:Ignorable="w14 w15 w16se wp14">
+  <w:numPicBullet w:numPicBulletId="0">
+    <w:pict>
+      <v:shapetype id="_x0000_t75" coordsize="21600,21600" o:spt="75" o:preferrelative="t" path="m@4@5l@4@11@9@11@9@5xe" filled="f" stroked="f">
+        <v:stroke joinstyle="miter"/>
+        <v:formulas>
+          <v:f eqn="if lineDrawn pixelLineWidth 0"/>
+          <v:f eqn="sum @0 1 0"/>
+          <v:f eqn="sum 0 0 @1"/>
+          <v:f eqn="prod @2 1 2"/>
+          <v:f eqn="prod @3 21600 pixelWidth"/>
+          <v:f eqn="prod @3 21600 pixelHeight"/>
+          <v:f eqn="sum @0 0 1"/>
+          <v:f eqn="prod @6 1 2"/>
+          <v:f eqn="prod @7 21600 pixelWidth"/>
+          <v:f eqn="sum @8 21600 0"/>
+          <v:f eqn="prod @7 21600 pixelHeight"/>
+          <v:f eqn="sum @10 21600 0"/>
+        </v:formulas>
+        <v:path o:extrusionok="f" gradientshapeok="t" o:connecttype="rect"/>
+        <o:lock v:ext="edit" aspectratio="t"/>
+      </v:shapetype>
+      <v:shape id="_x0000_i1043" type="#_x0000_t75" style="width:11.25pt;height:11.25pt" o:bullet="t">
+        <v:imagedata r:id="rId1" o:title="mso2CFF"/>
+      </v:shape>
+    </w:pict>
+  </w:numPicBullet>
   <w:abstractNum w:abstractNumId="0" w15:restartNumberingAfterBreak="0">
     <w:nsid w:val="05AE2056"/>
     <w:multiLevelType w:val="hybridMultilevel"/>
@@ -5243,6 +7299,233 @@
     </w:lvl>
   </w:abstractNum>
   <w:abstractNum w:abstractNumId="2" w15:restartNumberingAfterBreak="0">
+    <w:nsid w:val="0EFB6194"/>
+    <w:multiLevelType w:val="hybridMultilevel"/>
+    <w:tmpl w:val="5DD64B22"/>
+    <w:lvl w:ilvl="0" w:tplc="0C0A0007">
+      <w:start w:val="1"/>
+      <w:numFmt w:val="bullet"/>
+      <w:lvlText w:val=""/>
+      <w:lvlPicBulletId w:val="0"/>
+      <w:lvlJc w:val="left"/>
+      <w:pPr>
+        <w:ind w:left="720" w:hanging="360"/>
+      </w:pPr>
+      <w:rPr>
+        <w:rFonts w:ascii="Symbol" w:hAnsi="Symbol" w:hint="default"/>
+      </w:rPr>
+    </w:lvl>
+    <w:lvl w:ilvl="1" w:tplc="0C0A0003" w:tentative="1">
+      <w:start w:val="1"/>
+      <w:numFmt w:val="bullet"/>
+      <w:lvlText w:val="o"/>
+      <w:lvlJc w:val="left"/>
+      <w:pPr>
+        <w:ind w:left="1440" w:hanging="360"/>
+      </w:pPr>
+      <w:rPr>
+        <w:rFonts w:ascii="Courier New" w:hAnsi="Courier New" w:cs="Courier New" w:hint="default"/>
+      </w:rPr>
+    </w:lvl>
+    <w:lvl w:ilvl="2" w:tplc="0C0A0005" w:tentative="1">
+      <w:start w:val="1"/>
+      <w:numFmt w:val="bullet"/>
+      <w:lvlText w:val=""/>
+      <w:lvlJc w:val="left"/>
+      <w:pPr>
+        <w:ind w:left="2160" w:hanging="360"/>
+      </w:pPr>
+      <w:rPr>
+        <w:rFonts w:ascii="Wingdings" w:hAnsi="Wingdings" w:hint="default"/>
+      </w:rPr>
+    </w:lvl>
+    <w:lvl w:ilvl="3" w:tplc="0C0A0001" w:tentative="1">
+      <w:start w:val="1"/>
+      <w:numFmt w:val="bullet"/>
+      <w:lvlText w:val=""/>
+      <w:lvlJc w:val="left"/>
+      <w:pPr>
+        <w:ind w:left="2880" w:hanging="360"/>
+      </w:pPr>
+      <w:rPr>
+        <w:rFonts w:ascii="Symbol" w:hAnsi="Symbol" w:hint="default"/>
+      </w:rPr>
+    </w:lvl>
+    <w:lvl w:ilvl="4" w:tplc="0C0A0003" w:tentative="1">
+      <w:start w:val="1"/>
+      <w:numFmt w:val="bullet"/>
+      <w:lvlText w:val="o"/>
+      <w:lvlJc w:val="left"/>
+      <w:pPr>
+        <w:ind w:left="3600" w:hanging="360"/>
+      </w:pPr>
+      <w:rPr>
+        <w:rFonts w:ascii="Courier New" w:hAnsi="Courier New" w:cs="Courier New" w:hint="default"/>
+      </w:rPr>
+    </w:lvl>
+    <w:lvl w:ilvl="5" w:tplc="0C0A0005" w:tentative="1">
+      <w:start w:val="1"/>
+      <w:numFmt w:val="bullet"/>
+      <w:lvlText w:val=""/>
+      <w:lvlJc w:val="left"/>
+      <w:pPr>
+        <w:ind w:left="4320" w:hanging="360"/>
+      </w:pPr>
+      <w:rPr>
+        <w:rFonts w:ascii="Wingdings" w:hAnsi="Wingdings" w:hint="default"/>
+      </w:rPr>
+    </w:lvl>
+    <w:lvl w:ilvl="6" w:tplc="0C0A0001" w:tentative="1">
+      <w:start w:val="1"/>
+      <w:numFmt w:val="bullet"/>
+      <w:lvlText w:val=""/>
+      <w:lvlJc w:val="left"/>
+      <w:pPr>
+        <w:ind w:left="5040" w:hanging="360"/>
+      </w:pPr>
+      <w:rPr>
+        <w:rFonts w:ascii="Symbol" w:hAnsi="Symbol" w:hint="default"/>
+      </w:rPr>
+    </w:lvl>
+    <w:lvl w:ilvl="7" w:tplc="0C0A0003" w:tentative="1">
+      <w:start w:val="1"/>
+      <w:numFmt w:val="bullet"/>
+      <w:lvlText w:val="o"/>
+      <w:lvlJc w:val="left"/>
+      <w:pPr>
+        <w:ind w:left="5760" w:hanging="360"/>
+      </w:pPr>
+      <w:rPr>
+        <w:rFonts w:ascii="Courier New" w:hAnsi="Courier New" w:cs="Courier New" w:hint="default"/>
+      </w:rPr>
+    </w:lvl>
+    <w:lvl w:ilvl="8" w:tplc="0C0A0005" w:tentative="1">
+      <w:start w:val="1"/>
+      <w:numFmt w:val="bullet"/>
+      <w:lvlText w:val=""/>
+      <w:lvlJc w:val="left"/>
+      <w:pPr>
+        <w:ind w:left="6480" w:hanging="360"/>
+      </w:pPr>
+      <w:rPr>
+        <w:rFonts w:ascii="Wingdings" w:hAnsi="Wingdings" w:hint="default"/>
+      </w:rPr>
+    </w:lvl>
+  </w:abstractNum>
+  <w:abstractNum w:abstractNumId="3" w15:restartNumberingAfterBreak="0">
+    <w:nsid w:val="11702D68"/>
+    <w:multiLevelType w:val="hybridMultilevel"/>
+    <w:tmpl w:val="776E1668"/>
+    <w:lvl w:ilvl="0" w:tplc="0C0A000D">
+      <w:start w:val="1"/>
+      <w:numFmt w:val="bullet"/>
+      <w:lvlText w:val=""/>
+      <w:lvlJc w:val="left"/>
+      <w:pPr>
+        <w:ind w:left="1211" w:hanging="360"/>
+      </w:pPr>
+      <w:rPr>
+        <w:rFonts w:ascii="Wingdings" w:hAnsi="Wingdings" w:hint="default"/>
+      </w:rPr>
+    </w:lvl>
+    <w:lvl w:ilvl="1" w:tplc="0C0A0003" w:tentative="1">
+      <w:start w:val="1"/>
+      <w:numFmt w:val="bullet"/>
+      <w:lvlText w:val="o"/>
+      <w:lvlJc w:val="left"/>
+      <w:pPr>
+        <w:ind w:left="1931" w:hanging="360"/>
+      </w:pPr>
+      <w:rPr>
+        <w:rFonts w:ascii="Courier New" w:hAnsi="Courier New" w:cs="Courier New" w:hint="default"/>
+      </w:rPr>
+    </w:lvl>
+    <w:lvl w:ilvl="2" w:tplc="0C0A0005" w:tentative="1">
+      <w:start w:val="1"/>
+      <w:numFmt w:val="bullet"/>
+      <w:lvlText w:val=""/>
+      <w:lvlJc w:val="left"/>
+      <w:pPr>
+        <w:ind w:left="2651" w:hanging="360"/>
+      </w:pPr>
+      <w:rPr>
+        <w:rFonts w:ascii="Wingdings" w:hAnsi="Wingdings" w:hint="default"/>
+      </w:rPr>
+    </w:lvl>
+    <w:lvl w:ilvl="3" w:tplc="0C0A0001" w:tentative="1">
+      <w:start w:val="1"/>
+      <w:numFmt w:val="bullet"/>
+      <w:lvlText w:val=""/>
+      <w:lvlJc w:val="left"/>
+      <w:pPr>
+        <w:ind w:left="3371" w:hanging="360"/>
+      </w:pPr>
+      <w:rPr>
+        <w:rFonts w:ascii="Symbol" w:hAnsi="Symbol" w:hint="default"/>
+      </w:rPr>
+    </w:lvl>
+    <w:lvl w:ilvl="4" w:tplc="0C0A0003" w:tentative="1">
+      <w:start w:val="1"/>
+      <w:numFmt w:val="bullet"/>
+      <w:lvlText w:val="o"/>
+      <w:lvlJc w:val="left"/>
+      <w:pPr>
+        <w:ind w:left="4091" w:hanging="360"/>
+      </w:pPr>
+      <w:rPr>
+        <w:rFonts w:ascii="Courier New" w:hAnsi="Courier New" w:cs="Courier New" w:hint="default"/>
+      </w:rPr>
+    </w:lvl>
+    <w:lvl w:ilvl="5" w:tplc="0C0A0005" w:tentative="1">
+      <w:start w:val="1"/>
+      <w:numFmt w:val="bullet"/>
+      <w:lvlText w:val=""/>
+      <w:lvlJc w:val="left"/>
+      <w:pPr>
+        <w:ind w:left="4811" w:hanging="360"/>
+      </w:pPr>
+      <w:rPr>
+        <w:rFonts w:ascii="Wingdings" w:hAnsi="Wingdings" w:hint="default"/>
+      </w:rPr>
+    </w:lvl>
+    <w:lvl w:ilvl="6" w:tplc="0C0A0001" w:tentative="1">
+      <w:start w:val="1"/>
+      <w:numFmt w:val="bullet"/>
+      <w:lvlText w:val=""/>
+      <w:lvlJc w:val="left"/>
+      <w:pPr>
+        <w:ind w:left="5531" w:hanging="360"/>
+      </w:pPr>
+      <w:rPr>
+        <w:rFonts w:ascii="Symbol" w:hAnsi="Symbol" w:hint="default"/>
+      </w:rPr>
+    </w:lvl>
+    <w:lvl w:ilvl="7" w:tplc="0C0A0003" w:tentative="1">
+      <w:start w:val="1"/>
+      <w:numFmt w:val="bullet"/>
+      <w:lvlText w:val="o"/>
+      <w:lvlJc w:val="left"/>
+      <w:pPr>
+        <w:ind w:left="6251" w:hanging="360"/>
+      </w:pPr>
+      <w:rPr>
+        <w:rFonts w:ascii="Courier New" w:hAnsi="Courier New" w:cs="Courier New" w:hint="default"/>
+      </w:rPr>
+    </w:lvl>
+    <w:lvl w:ilvl="8" w:tplc="0C0A0005" w:tentative="1">
+      <w:start w:val="1"/>
+      <w:numFmt w:val="bullet"/>
+      <w:lvlText w:val=""/>
+      <w:lvlJc w:val="left"/>
+      <w:pPr>
+        <w:ind w:left="6971" w:hanging="360"/>
+      </w:pPr>
+      <w:rPr>
+        <w:rFonts w:ascii="Wingdings" w:hAnsi="Wingdings" w:hint="default"/>
+      </w:rPr>
+    </w:lvl>
+  </w:abstractNum>
+  <w:abstractNum w:abstractNumId="4" w15:restartNumberingAfterBreak="0">
     <w:nsid w:val="11E40B29"/>
     <w:multiLevelType w:val="hybridMultilevel"/>
     <w:tmpl w:val="B542378C"/>
@@ -5328,7 +7611,7 @@
       </w:pPr>
     </w:lvl>
   </w:abstractNum>
-  <w:abstractNum w:abstractNumId="3" w15:restartNumberingAfterBreak="0">
+  <w:abstractNum w:abstractNumId="5" w15:restartNumberingAfterBreak="0">
     <w:nsid w:val="140E08AE"/>
     <w:multiLevelType w:val="hybridMultilevel"/>
     <w:tmpl w:val="628865E2"/>
@@ -5441,7 +7724,7 @@
       </w:rPr>
     </w:lvl>
   </w:abstractNum>
-  <w:abstractNum w:abstractNumId="4" w15:restartNumberingAfterBreak="0">
+  <w:abstractNum w:abstractNumId="6" w15:restartNumberingAfterBreak="0">
     <w:nsid w:val="2E9F4224"/>
     <w:multiLevelType w:val="hybridMultilevel"/>
     <w:tmpl w:val="27DEBD12"/>
@@ -5554,7 +7837,120 @@
       </w:rPr>
     </w:lvl>
   </w:abstractNum>
-  <w:abstractNum w:abstractNumId="5" w15:restartNumberingAfterBreak="0">
+  <w:abstractNum w:abstractNumId="7" w15:restartNumberingAfterBreak="0">
+    <w:nsid w:val="32360207"/>
+    <w:multiLevelType w:val="hybridMultilevel"/>
+    <w:tmpl w:val="FDD8DDFC"/>
+    <w:lvl w:ilvl="0" w:tplc="0C0A0009">
+      <w:start w:val="1"/>
+      <w:numFmt w:val="bullet"/>
+      <w:lvlText w:val=""/>
+      <w:lvlJc w:val="left"/>
+      <w:pPr>
+        <w:ind w:left="360" w:hanging="360"/>
+      </w:pPr>
+      <w:rPr>
+        <w:rFonts w:ascii="Wingdings" w:hAnsi="Wingdings" w:hint="default"/>
+      </w:rPr>
+    </w:lvl>
+    <w:lvl w:ilvl="1" w:tplc="0C0A0003" w:tentative="1">
+      <w:start w:val="1"/>
+      <w:numFmt w:val="bullet"/>
+      <w:lvlText w:val="o"/>
+      <w:lvlJc w:val="left"/>
+      <w:pPr>
+        <w:ind w:left="1080" w:hanging="360"/>
+      </w:pPr>
+      <w:rPr>
+        <w:rFonts w:ascii="Courier New" w:hAnsi="Courier New" w:cs="Courier New" w:hint="default"/>
+      </w:rPr>
+    </w:lvl>
+    <w:lvl w:ilvl="2" w:tplc="0C0A0005" w:tentative="1">
+      <w:start w:val="1"/>
+      <w:numFmt w:val="bullet"/>
+      <w:lvlText w:val=""/>
+      <w:lvlJc w:val="left"/>
+      <w:pPr>
+        <w:ind w:left="1800" w:hanging="360"/>
+      </w:pPr>
+      <w:rPr>
+        <w:rFonts w:ascii="Wingdings" w:hAnsi="Wingdings" w:hint="default"/>
+      </w:rPr>
+    </w:lvl>
+    <w:lvl w:ilvl="3" w:tplc="0C0A0001" w:tentative="1">
+      <w:start w:val="1"/>
+      <w:numFmt w:val="bullet"/>
+      <w:lvlText w:val=""/>
+      <w:lvlJc w:val="left"/>
+      <w:pPr>
+        <w:ind w:left="2520" w:hanging="360"/>
+      </w:pPr>
+      <w:rPr>
+        <w:rFonts w:ascii="Symbol" w:hAnsi="Symbol" w:hint="default"/>
+      </w:rPr>
+    </w:lvl>
+    <w:lvl w:ilvl="4" w:tplc="0C0A0003" w:tentative="1">
+      <w:start w:val="1"/>
+      <w:numFmt w:val="bullet"/>
+      <w:lvlText w:val="o"/>
+      <w:lvlJc w:val="left"/>
+      <w:pPr>
+        <w:ind w:left="3240" w:hanging="360"/>
+      </w:pPr>
+      <w:rPr>
+        <w:rFonts w:ascii="Courier New" w:hAnsi="Courier New" w:cs="Courier New" w:hint="default"/>
+      </w:rPr>
+    </w:lvl>
+    <w:lvl w:ilvl="5" w:tplc="0C0A0005" w:tentative="1">
+      <w:start w:val="1"/>
+      <w:numFmt w:val="bullet"/>
+      <w:lvlText w:val=""/>
+      <w:lvlJc w:val="left"/>
+      <w:pPr>
+        <w:ind w:left="3960" w:hanging="360"/>
+      </w:pPr>
+      <w:rPr>
+        <w:rFonts w:ascii="Wingdings" w:hAnsi="Wingdings" w:hint="default"/>
+      </w:rPr>
+    </w:lvl>
+    <w:lvl w:ilvl="6" w:tplc="0C0A0001" w:tentative="1">
+      <w:start w:val="1"/>
+      <w:numFmt w:val="bullet"/>
+      <w:lvlText w:val=""/>
+      <w:lvlJc w:val="left"/>
+      <w:pPr>
+        <w:ind w:left="4680" w:hanging="360"/>
+      </w:pPr>
+      <w:rPr>
+        <w:rFonts w:ascii="Symbol" w:hAnsi="Symbol" w:hint="default"/>
+      </w:rPr>
+    </w:lvl>
+    <w:lvl w:ilvl="7" w:tplc="0C0A0003" w:tentative="1">
+      <w:start w:val="1"/>
+      <w:numFmt w:val="bullet"/>
+      <w:lvlText w:val="o"/>
+      <w:lvlJc w:val="left"/>
+      <w:pPr>
+        <w:ind w:left="5400" w:hanging="360"/>
+      </w:pPr>
+      <w:rPr>
+        <w:rFonts w:ascii="Courier New" w:hAnsi="Courier New" w:cs="Courier New" w:hint="default"/>
+      </w:rPr>
+    </w:lvl>
+    <w:lvl w:ilvl="8" w:tplc="0C0A0005" w:tentative="1">
+      <w:start w:val="1"/>
+      <w:numFmt w:val="bullet"/>
+      <w:lvlText w:val=""/>
+      <w:lvlJc w:val="left"/>
+      <w:pPr>
+        <w:ind w:left="6120" w:hanging="360"/>
+      </w:pPr>
+      <w:rPr>
+        <w:rFonts w:ascii="Wingdings" w:hAnsi="Wingdings" w:hint="default"/>
+      </w:rPr>
+    </w:lvl>
+  </w:abstractNum>
+  <w:abstractNum w:abstractNumId="8" w15:restartNumberingAfterBreak="0">
     <w:nsid w:val="46AB507E"/>
     <w:multiLevelType w:val="hybridMultilevel"/>
     <w:tmpl w:val="7444E746"/>
@@ -5667,7 +8063,7 @@
       </w:rPr>
     </w:lvl>
   </w:abstractNum>
-  <w:abstractNum w:abstractNumId="6" w15:restartNumberingAfterBreak="0">
+  <w:abstractNum w:abstractNumId="9" w15:restartNumberingAfterBreak="0">
     <w:nsid w:val="58661ADB"/>
     <w:multiLevelType w:val="hybridMultilevel"/>
     <w:tmpl w:val="0C987AF4"/>
@@ -5780,7 +8176,7 @@
       </w:rPr>
     </w:lvl>
   </w:abstractNum>
-  <w:abstractNum w:abstractNumId="7" w15:restartNumberingAfterBreak="0">
+  <w:abstractNum w:abstractNumId="10" w15:restartNumberingAfterBreak="0">
     <w:nsid w:val="5A3D113D"/>
     <w:multiLevelType w:val="hybridMultilevel"/>
     <w:tmpl w:val="F4E6A12E"/>
@@ -5866,7 +8262,7 @@
       </w:pPr>
     </w:lvl>
   </w:abstractNum>
-  <w:abstractNum w:abstractNumId="8" w15:restartNumberingAfterBreak="0">
+  <w:abstractNum w:abstractNumId="11" w15:restartNumberingAfterBreak="0">
     <w:nsid w:val="5B1755E7"/>
     <w:multiLevelType w:val="hybridMultilevel"/>
     <w:tmpl w:val="9AD45676"/>
@@ -5979,7 +8375,7 @@
       </w:rPr>
     </w:lvl>
   </w:abstractNum>
-  <w:abstractNum w:abstractNumId="9" w15:restartNumberingAfterBreak="0">
+  <w:abstractNum w:abstractNumId="12" w15:restartNumberingAfterBreak="0">
     <w:nsid w:val="6BCD5AF5"/>
     <w:multiLevelType w:val="hybridMultilevel"/>
     <w:tmpl w:val="50ECC62C"/>
@@ -6092,7 +8488,7 @@
       </w:rPr>
     </w:lvl>
   </w:abstractNum>
-  <w:abstractNum w:abstractNumId="10" w15:restartNumberingAfterBreak="0">
+  <w:abstractNum w:abstractNumId="13" w15:restartNumberingAfterBreak="0">
     <w:nsid w:val="75E51F64"/>
     <w:multiLevelType w:val="hybridMultilevel"/>
     <w:tmpl w:val="DBF83E18"/>
@@ -6205,37 +8601,162 @@
       </w:rPr>
     </w:lvl>
   </w:abstractNum>
+  <w:abstractNum w:abstractNumId="14" w15:restartNumberingAfterBreak="0">
+    <w:nsid w:val="7BD60CB4"/>
+    <w:multiLevelType w:val="hybridMultilevel"/>
+    <w:tmpl w:val="2F6CD13E"/>
+    <w:lvl w:ilvl="0" w:tplc="8A1E00FE">
+      <w:start w:val="1"/>
+      <w:numFmt w:val="bullet"/>
+      <w:lvlText w:val=""/>
+      <w:lvlJc w:val="left"/>
+      <w:pPr>
+        <w:ind w:left="720" w:hanging="360"/>
+      </w:pPr>
+      <w:rPr>
+        <w:rFonts w:ascii="Symbol" w:hAnsi="Symbol" w:hint="default"/>
+      </w:rPr>
+    </w:lvl>
+    <w:lvl w:ilvl="1" w:tplc="0C0A0003" w:tentative="1">
+      <w:start w:val="1"/>
+      <w:numFmt w:val="bullet"/>
+      <w:lvlText w:val="o"/>
+      <w:lvlJc w:val="left"/>
+      <w:pPr>
+        <w:ind w:left="1440" w:hanging="360"/>
+      </w:pPr>
+      <w:rPr>
+        <w:rFonts w:ascii="Courier New" w:hAnsi="Courier New" w:cs="Courier New" w:hint="default"/>
+      </w:rPr>
+    </w:lvl>
+    <w:lvl w:ilvl="2" w:tplc="0C0A0005" w:tentative="1">
+      <w:start w:val="1"/>
+      <w:numFmt w:val="bullet"/>
+      <w:lvlText w:val=""/>
+      <w:lvlJc w:val="left"/>
+      <w:pPr>
+        <w:ind w:left="2160" w:hanging="360"/>
+      </w:pPr>
+      <w:rPr>
+        <w:rFonts w:ascii="Wingdings" w:hAnsi="Wingdings" w:hint="default"/>
+      </w:rPr>
+    </w:lvl>
+    <w:lvl w:ilvl="3" w:tplc="0C0A0001" w:tentative="1">
+      <w:start w:val="1"/>
+      <w:numFmt w:val="bullet"/>
+      <w:lvlText w:val=""/>
+      <w:lvlJc w:val="left"/>
+      <w:pPr>
+        <w:ind w:left="2880" w:hanging="360"/>
+      </w:pPr>
+      <w:rPr>
+        <w:rFonts w:ascii="Symbol" w:hAnsi="Symbol" w:hint="default"/>
+      </w:rPr>
+    </w:lvl>
+    <w:lvl w:ilvl="4" w:tplc="0C0A0003" w:tentative="1">
+      <w:start w:val="1"/>
+      <w:numFmt w:val="bullet"/>
+      <w:lvlText w:val="o"/>
+      <w:lvlJc w:val="left"/>
+      <w:pPr>
+        <w:ind w:left="3600" w:hanging="360"/>
+      </w:pPr>
+      <w:rPr>
+        <w:rFonts w:ascii="Courier New" w:hAnsi="Courier New" w:cs="Courier New" w:hint="default"/>
+      </w:rPr>
+    </w:lvl>
+    <w:lvl w:ilvl="5" w:tplc="0C0A0005" w:tentative="1">
+      <w:start w:val="1"/>
+      <w:numFmt w:val="bullet"/>
+      <w:lvlText w:val=""/>
+      <w:lvlJc w:val="left"/>
+      <w:pPr>
+        <w:ind w:left="4320" w:hanging="360"/>
+      </w:pPr>
+      <w:rPr>
+        <w:rFonts w:ascii="Wingdings" w:hAnsi="Wingdings" w:hint="default"/>
+      </w:rPr>
+    </w:lvl>
+    <w:lvl w:ilvl="6" w:tplc="0C0A0001" w:tentative="1">
+      <w:start w:val="1"/>
+      <w:numFmt w:val="bullet"/>
+      <w:lvlText w:val=""/>
+      <w:lvlJc w:val="left"/>
+      <w:pPr>
+        <w:ind w:left="5040" w:hanging="360"/>
+      </w:pPr>
+      <w:rPr>
+        <w:rFonts w:ascii="Symbol" w:hAnsi="Symbol" w:hint="default"/>
+      </w:rPr>
+    </w:lvl>
+    <w:lvl w:ilvl="7" w:tplc="0C0A0003" w:tentative="1">
+      <w:start w:val="1"/>
+      <w:numFmt w:val="bullet"/>
+      <w:lvlText w:val="o"/>
+      <w:lvlJc w:val="left"/>
+      <w:pPr>
+        <w:ind w:left="5760" w:hanging="360"/>
+      </w:pPr>
+      <w:rPr>
+        <w:rFonts w:ascii="Courier New" w:hAnsi="Courier New" w:cs="Courier New" w:hint="default"/>
+      </w:rPr>
+    </w:lvl>
+    <w:lvl w:ilvl="8" w:tplc="0C0A0005" w:tentative="1">
+      <w:start w:val="1"/>
+      <w:numFmt w:val="bullet"/>
+      <w:lvlText w:val=""/>
+      <w:lvlJc w:val="left"/>
+      <w:pPr>
+        <w:ind w:left="6480" w:hanging="360"/>
+      </w:pPr>
+      <w:rPr>
+        <w:rFonts w:ascii="Wingdings" w:hAnsi="Wingdings" w:hint="default"/>
+      </w:rPr>
+    </w:lvl>
+  </w:abstractNum>
   <w:num w:numId="1">
-    <w:abstractNumId w:val="7"/>
+    <w:abstractNumId w:val="10"/>
   </w:num>
   <w:num w:numId="2">
-    <w:abstractNumId w:val="3"/>
+    <w:abstractNumId w:val="5"/>
   </w:num>
   <w:num w:numId="3">
     <w:abstractNumId w:val="1"/>
   </w:num>
   <w:num w:numId="4">
-    <w:abstractNumId w:val="4"/>
+    <w:abstractNumId w:val="6"/>
   </w:num>
   <w:num w:numId="5">
-    <w:abstractNumId w:val="6"/>
+    <w:abstractNumId w:val="9"/>
   </w:num>
   <w:num w:numId="6">
-    <w:abstractNumId w:val="10"/>
+    <w:abstractNumId w:val="13"/>
   </w:num>
   <w:num w:numId="7">
-    <w:abstractNumId w:val="9"/>
+    <w:abstractNumId w:val="12"/>
   </w:num>
   <w:num w:numId="8">
-    <w:abstractNumId w:val="8"/>
+    <w:abstractNumId w:val="11"/>
   </w:num>
   <w:num w:numId="9">
     <w:abstractNumId w:val="0"/>
   </w:num>
   <w:num w:numId="10">
-    <w:abstractNumId w:val="5"/>
+    <w:abstractNumId w:val="8"/>
   </w:num>
   <w:num w:numId="11">
+    <w:abstractNumId w:val="4"/>
+  </w:num>
+  <w:num w:numId="12">
+    <w:abstractNumId w:val="14"/>
+  </w:num>
+  <w:num w:numId="13">
+    <w:abstractNumId w:val="3"/>
+  </w:num>
+  <w:num w:numId="14">
+    <w:abstractNumId w:val="7"/>
+  </w:num>
+  <w:num w:numId="15">
     <w:abstractNumId w:val="2"/>
   </w:num>
 </w:numbering>
@@ -7182,7 +9703,7 @@
 </file>
 
 <file path=customXml/itemProps2.xml><?xml version="1.0" encoding="utf-8"?>
-<ds:datastoreItem xmlns:ds="http://schemas.openxmlformats.org/officeDocument/2006/customXml" ds:itemID="{25117AB6-7740-4B60-8D8D-63DA217004AA}">
+<ds:datastoreItem xmlns:ds="http://schemas.openxmlformats.org/officeDocument/2006/customXml" ds:itemID="{DA057A76-A019-4CD1-877D-50525649EE98}">
   <ds:schemaRefs>
     <ds:schemaRef ds:uri="http://schemas.openxmlformats.org/officeDocument/2006/bibliography"/>
   </ds:schemaRefs>
